--- a/docs/reports/分析報告_2026-09-21_氫氣流失與壓降歸因_李承育.docx
+++ b/docs/reports/分析報告_2026-09-21_氫氣流失與壓降歸因_李承育.docx
@@ -458,7 +458,7 @@
           <w:color w:val="1A1A1A"/>
           <w:sz w:val="22"/>
         </w:rPr>
-        <w:t>‧ 以物理資訊神經網路（PINN）反推隨時間變動的生物速率，在本案</w:t>
+        <w:t>‧ 以物理資訊神經網路（PINN）反推生物速率，在本案失敗，但</w:t>
       </w:r>
       <w:r>
         <w:rPr>
@@ -467,7 +467,7 @@
           <w:color w:val="1A1A1A"/>
           <w:sz w:val="22"/>
         </w:rPr>
-        <w:t>不可辨識</w:t>
+        <w:t>原因有三個、性質不同</w:t>
       </w:r>
       <w:r>
         <w:rPr>
@@ -476,7 +476,79 @@
           <w:color w:val="1A1A1A"/>
           <w:sz w:val="22"/>
         </w:rPr>
-        <w:t>：交叉驗證會系統性選到錯誤的設定。此結論已由「答案已知」的合成資料驗證。</w:t>
+        <w:t>：（1）生物速率的</w:t>
+      </w:r>
+      <w:r>
+        <w:rPr>
+          <w:rFonts w:ascii="Times New Roman" w:hAnsi="Times New Roman" w:eastAsia="標楷體"/>
+          <w:b/>
+          <w:color w:val="1A1A1A"/>
+          <w:sz w:val="22"/>
+        </w:rPr>
+        <w:t>平均值</w:t>
+      </w:r>
+      <w:r>
+        <w:rPr>
+          <w:rFonts w:ascii="Times New Roman" w:hAnsi="Times New Roman" w:eastAsia="標楷體"/>
+          <w:b w:val="0"/>
+          <w:color w:val="1A1A1A"/>
+          <w:sz w:val="22"/>
+        </w:rPr>
+        <w:t>與平衡壓力為結構性簡併，可由代數證明，</w:t>
+      </w:r>
+      <w:r>
+        <w:rPr>
+          <w:rFonts w:ascii="Times New Roman" w:hAnsi="Times New Roman" w:eastAsia="標楷體"/>
+          <w:b/>
+          <w:color w:val="1A1A1A"/>
+          <w:sz w:val="22"/>
+        </w:rPr>
+        <w:t>無解</w:t>
+      </w:r>
+      <w:r>
+        <w:rPr>
+          <w:rFonts w:ascii="Times New Roman" w:hAnsi="Times New Roman" w:eastAsia="標楷體"/>
+          <w:b w:val="0"/>
+          <w:color w:val="1A1A1A"/>
+          <w:sz w:val="22"/>
+        </w:rPr>
+        <w:t>；（2）其</w:t>
+      </w:r>
+      <w:r>
+        <w:rPr>
+          <w:rFonts w:ascii="Times New Roman" w:hAnsi="Times New Roman" w:eastAsia="標楷體"/>
+          <w:b/>
+          <w:color w:val="1A1A1A"/>
+          <w:sz w:val="22"/>
+        </w:rPr>
+        <w:t>時間變化</w:t>
+      </w:r>
+      <w:r>
+        <w:rPr>
+          <w:rFonts w:ascii="Times New Roman" w:hAnsi="Times New Roman" w:eastAsia="標楷體"/>
+          <w:b w:val="0"/>
+          <w:color w:val="1A1A1A"/>
+          <w:sz w:val="22"/>
+        </w:rPr>
+        <w:t>則原則上可辨識（訊噪比 6.0），是被實作上的非負約束連帶壓死；（3）振幅另受平滑先驗壓縮。故</w:t>
+      </w:r>
+      <w:r>
+        <w:rPr>
+          <w:rFonts w:ascii="Times New Roman" w:hAnsi="Times New Roman" w:eastAsia="標楷體"/>
+          <w:b/>
+          <w:color w:val="1A1A1A"/>
+          <w:sz w:val="22"/>
+        </w:rPr>
+        <w:t>不可籠統稱「不可辨識」</w:t>
+      </w:r>
+      <w:r>
+        <w:rPr>
+          <w:rFonts w:ascii="Times New Roman" w:hAnsi="Times New Roman" w:eastAsia="標楷體"/>
+          <w:b w:val="0"/>
+          <w:color w:val="1A1A1A"/>
+          <w:sz w:val="22"/>
+        </w:rPr>
+        <w:t>。詳見 §3.6（該節已於 2026-09-23 全面更正）。</w:t>
       </w:r>
     </w:p>
     <w:p>
@@ -4416,57 +4488,56 @@
     </w:p>
     <w:p>
       <w:pPr>
-        <w:spacing w:before="160" w:after="40"/>
-        <w:jc w:val="center"/>
+        <w:spacing w:before="0" w:after="100" w:line="320" w:lineRule="exact"/>
+        <w:ind w:left="0"/>
       </w:pPr>
       <w:r>
-        <w:drawing>
-          <wp:inline xmlns:a="http://schemas.openxmlformats.org/drawingml/2006/main" xmlns:pic="http://schemas.openxmlformats.org/drawingml/2006/picture">
-            <wp:extent cx="5760000" cy="2139293"/>
-            <wp:docPr id="7" name="Picture 7"/>
-            <wp:cNvGraphicFramePr>
-              <a:graphicFrameLocks noChangeAspect="1"/>
-            </wp:cNvGraphicFramePr>
-            <a:graphic>
-              <a:graphicData uri="http://schemas.openxmlformats.org/drawingml/2006/picture">
-                <pic:pic>
-                  <pic:nvPicPr>
-                    <pic:cNvPr id="0" name="fig42_pinn_rb.png"/>
-                    <pic:cNvPicPr/>
-                  </pic:nvPicPr>
-                  <pic:blipFill>
-                    <a:blip r:embed="rId15"/>
-                    <a:stretch>
-                      <a:fillRect/>
-                    </a:stretch>
-                  </pic:blipFill>
-                  <pic:spPr>
-                    <a:xfrm>
-                      <a:off x="0" y="0"/>
-                      <a:ext cx="5760000" cy="2139293"/>
-                    </a:xfrm>
-                    <a:prstGeom prst="rect"/>
-                  </pic:spPr>
-                </pic:pic>
-              </a:graphicData>
-            </a:graphic>
-          </wp:inline>
-        </w:drawing>
+        <w:rPr>
+          <w:rFonts w:ascii="Times New Roman" w:hAnsi="Times New Roman" w:eastAsia="標楷體"/>
+          <w:b/>
+          <w:color w:val="1A1A1A"/>
+          <w:sz w:val="22"/>
+        </w:rPr>
+        <w:t>動機</w:t>
+      </w:r>
+      <w:r>
+        <w:rPr>
+          <w:rFonts w:ascii="Times New Roman" w:hAnsi="Times New Roman" w:eastAsia="標楷體"/>
+          <w:b w:val="0"/>
+          <w:color w:val="1A1A1A"/>
+          <w:sz w:val="22"/>
+        </w:rPr>
+        <w:t>：既然生物速率會隨時間變動，將其改為時間的函數是正確的修正方向。PINN 的作法是讓神經網路同時學習壓力曲線與生物速率函數，並以物理方程式約束：</w:t>
       </w:r>
     </w:p>
     <w:p>
       <w:pPr>
-        <w:spacing w:after="200" w:line="260" w:lineRule="exact"/>
-        <w:jc w:val="center"/>
+        <w:spacing w:before="80" w:after="120" w:line="320" w:lineRule="exact"/>
+        <w:ind w:left="340"/>
       </w:pPr>
       <w:r>
         <w:rPr>
           <w:rFonts w:ascii="Times New Roman" w:hAnsi="Times New Roman" w:eastAsia="標楷體"/>
           <w:b w:val="0"/>
           <w:color w:val="555555"/>
-          <w:sz w:val="18"/>
-        </w:rPr>
-        <w:t>圖 7　(a) 回收檢定所用的合成資料；(b) PINN 推得的生物速率與真實答案之比較；(c) 同一批真實資料在不同平滑設定下的結果。</w:t>
+          <w:sz w:val="21"/>
+        </w:rPr>
+        <w:t>dP/dt = −k_La·(P − P_eq) − r_b(t)</w:t>
+      </w:r>
+    </w:p>
+    <w:p>
+      <w:pPr>
+        <w:spacing w:before="280" w:after="120" w:line="320" w:lineRule="exact"/>
+        <w:ind w:left="0"/>
+      </w:pPr>
+      <w:r>
+        <w:rPr>
+          <w:rFonts w:ascii="Times New Roman" w:hAnsi="Times New Roman" w:eastAsia="標楷體"/>
+          <w:b/>
+          <w:color w:val="B03030"/>
+          <w:sz w:val="23"/>
+        </w:rPr>
+        <w:t>3.6.1 一項先前的計算瑕疵與其更正</w:t>
       </w:r>
     </w:p>
     <w:p>
@@ -4477,11 +4548,20 @@
       <w:r>
         <w:rPr>
           <w:rFonts w:ascii="Times New Roman" w:hAnsi="Times New Roman" w:eastAsia="標楷體"/>
+          <w:b w:val="0"/>
+          <w:color w:val="1A1A1A"/>
+          <w:sz w:val="22"/>
+        </w:rPr>
+        <w:t>本節的初版結論（2026-09-21）係以 Adam 最佳化器迭代 4,000 次所得。複核時發現，該設定下</w:t>
+      </w:r>
+      <w:r>
+        <w:rPr>
+          <w:rFonts w:ascii="Times New Roman" w:hAnsi="Times New Roman" w:eastAsia="標楷體"/>
           <w:b/>
           <w:color w:val="1A1A1A"/>
           <w:sz w:val="22"/>
         </w:rPr>
-        <w:t>動機</w:t>
+        <w:t>尚未收斂</w:t>
       </w:r>
       <w:r>
         <w:rPr>
@@ -4490,7 +4570,7 @@
           <w:color w:val="1A1A1A"/>
           <w:sz w:val="22"/>
         </w:rPr>
-        <w:t>：既然生物速率會隨時間變動，將其改為時間的函數是正確的修正方向。PINN 的作法是讓神經網路同時學習壓力曲線與生物速率函數，並以物理方程式約束。</w:t>
+        <w:t>：對觀測值的擬合均方根誤差為 0.030 kg/cm²，而由感測器雜訊（標準差 0.004）與量化刻度（0.01）決定的理論下限僅 0.0049 kg/cm²，兩者相差約六倍；質傳係數亦被估為 0.32 /hr（合成資料真值為 1.40 /hr）。</w:t>
       </w:r>
     </w:p>
     <w:p>
@@ -4501,11 +4581,20 @@
       <w:r>
         <w:rPr>
           <w:rFonts w:ascii="Times New Roman" w:hAnsi="Times New Roman" w:eastAsia="標楷體"/>
+          <w:b w:val="0"/>
+          <w:color w:val="1A1A1A"/>
+          <w:sz w:val="22"/>
+        </w:rPr>
+        <w:t xml:space="preserve">改以 Adam 後接 </w:t>
+      </w:r>
+      <w:r>
+        <w:rPr>
+          <w:rFonts w:ascii="Times New Roman" w:hAnsi="Times New Roman" w:eastAsia="標楷體"/>
           <w:b/>
           <w:color w:val="1A1A1A"/>
           <w:sz w:val="22"/>
         </w:rPr>
-        <w:t>但此一修正會使可辨識性變差而非變好</w:t>
+        <w:t>LBFGS（strong-Wolfe 線搜尋）</w:t>
       </w:r>
       <w:r>
         <w:rPr>
@@ -4514,7 +4603,7 @@
           <w:color w:val="1A1A1A"/>
           <w:sz w:val="22"/>
         </w:rPr>
-        <w:t>：方程式為</w:t>
+        <w:t xml:space="preserve"> 二階收尾後，擬合誤差降至 0.0052 kg/cm²，已達雜訊下限；質傳係數回到 1.44 /hr。</w:t>
       </w:r>
     </w:p>
     <w:p>
@@ -4525,11 +4614,20 @@
       <w:r>
         <w:rPr>
           <w:rFonts w:ascii="Times New Roman" w:hAnsi="Times New Roman" w:eastAsia="標楷體"/>
+          <w:b/>
+          <w:color w:val="555555"/>
+          <w:sz w:val="21"/>
+        </w:rPr>
+        <w:t>未收斂與不可辨識在外觀上幾乎相同</w:t>
+      </w:r>
+      <w:r>
+        <w:rPr>
+          <w:rFonts w:ascii="Times New Roman" w:hAnsi="Times New Roman" w:eastAsia="標楷體"/>
           <w:b w:val="0"/>
           <w:color w:val="555555"/>
           <w:sz w:val="21"/>
         </w:rPr>
-        <w:t>dP/dt = −kLa·(P − P_eq) − r_b(t)</w:t>
+        <w:t>——兩者都表現為「更動設定即更動答案」， 但前者是計算問題、後者是資訊問題，處置方式完全相反。 本報告因此規定：任何擬合結果必須與雜訊下限並列報告。</w:t>
       </w:r>
     </w:p>
     <w:p>
@@ -4540,20 +4638,11 @@
       <w:r>
         <w:rPr>
           <w:rFonts w:ascii="Times New Roman" w:hAnsi="Times New Roman" w:eastAsia="標楷體"/>
-          <w:b w:val="0"/>
-          <w:color w:val="1A1A1A"/>
-          <w:sz w:val="22"/>
-        </w:rPr>
-        <w:t>若 r_b(t) 完全自由，它可以吸收任何殘差，對任何壓力軌跡都能完美擬合。此時結果由</w:t>
-      </w:r>
-      <w:r>
-        <w:rPr>
-          <w:rFonts w:ascii="Times New Roman" w:hAnsi="Times New Roman" w:eastAsia="標楷體"/>
           <w:b/>
           <w:color w:val="1A1A1A"/>
           <w:sz w:val="22"/>
         </w:rPr>
-        <w:t>平滑先驗的強度 λ</w:t>
+        <w:t>受此更正影響而撤回的兩項敘述</w:t>
       </w:r>
       <w:r>
         <w:rPr>
@@ -4562,31 +4651,7 @@
           <w:color w:val="1A1A1A"/>
           <w:sz w:val="22"/>
         </w:rPr>
-        <w:t xml:space="preserve"> 決定，而非由資料決定。</w:t>
-      </w:r>
-    </w:p>
-    <w:p>
-      <w:pPr>
-        <w:spacing w:before="0" w:after="100" w:line="320" w:lineRule="exact"/>
-        <w:ind w:left="0"/>
-      </w:pPr>
-      <w:r>
-        <w:rPr>
-          <w:rFonts w:ascii="Times New Roman" w:hAnsi="Times New Roman" w:eastAsia="標楷體"/>
-          <w:b/>
-          <w:color w:val="1A1A1A"/>
-          <w:sz w:val="22"/>
-        </w:rPr>
-        <w:t>回收檢定結果</w:t>
-      </w:r>
-      <w:r>
-        <w:rPr>
-          <w:rFonts w:ascii="Times New Roman" w:hAnsi="Times New Roman" w:eastAsia="標楷體"/>
-          <w:b w:val="0"/>
-          <w:color w:val="1A1A1A"/>
-          <w:sz w:val="22"/>
-        </w:rPr>
-        <w:t>（已知答案的合成資料，含現場相同的刻度與雜訊）：</w:t>
+        <w:t>（初版 §3.6，不應再引用）：</w:t>
       </w:r>
     </w:p>
     <w:tbl>
@@ -4623,7 +4688,7 @@
                 <w:color w:val="1A1A1A"/>
                 <w:sz w:val="19"/>
               </w:rPr>
-              <w:t>平滑強度 λ</w:t>
+              <w:t>初版敘述</w:t>
             </w:r>
           </w:p>
         </w:tc>
@@ -4643,7 +4708,7 @@
                 <w:color w:val="1A1A1A"/>
                 <w:sz w:val="19"/>
               </w:rPr>
-              <w:t>生物速率的回收誤差</w:t>
+              <w:t>更正後</w:t>
             </w:r>
           </w:p>
         </w:tc>
@@ -4664,7 +4729,7 @@
                 <w:color w:val="1A1A1A"/>
                 <w:sz w:val="19"/>
               </w:rPr>
-              <w:t>0.01</w:t>
+              <w:t>交叉驗證會系統性選到錯誤的 λ（選中誤差 87% 者）</w:t>
             </w:r>
           </w:p>
         </w:tc>
@@ -4683,7 +4748,25 @@
                 <w:color w:val="1A1A1A"/>
                 <w:sz w:val="19"/>
               </w:rPr>
-              <w:t>31%</w:t>
+              <w:t>收斂後交叉驗證選中 λ = 0.10，</w:t>
+            </w:r>
+            <w:r>
+              <w:rPr>
+                <w:rFonts w:ascii="Times New Roman" w:hAnsi="Times New Roman" w:eastAsia="標楷體"/>
+                <w:b/>
+                <w:color w:val="1A1A1A"/>
+                <w:sz w:val="19"/>
+              </w:rPr>
+              <w:t>恰為最佳者</w:t>
+            </w:r>
+            <w:r>
+              <w:rPr>
+                <w:rFonts w:ascii="Times New Roman" w:hAnsi="Times New Roman" w:eastAsia="標楷體"/>
+                <w:b w:val="0"/>
+                <w:color w:val="1A1A1A"/>
+                <w:sz w:val="19"/>
+              </w:rPr>
+              <w:t>。原敘述係未收斂所致</w:t>
             </w:r>
           </w:p>
         </w:tc>
@@ -4704,7 +4787,7 @@
                 <w:color w:val="1A1A1A"/>
                 <w:sz w:val="19"/>
               </w:rPr>
-              <w:t>0.1</w:t>
+              <w:t>真實資料上 k_La 穩定於 0.12 ~ 0.13 /hr</w:t>
             </w:r>
           </w:p>
         </w:tc>
@@ -4723,7 +4806,385 @@
                 <w:color w:val="1A1A1A"/>
                 <w:sz w:val="19"/>
               </w:rPr>
-              <w:t>76%</w:t>
+              <w:t xml:space="preserve">收斂後為 </w:t>
+            </w:r>
+            <w:r>
+              <w:rPr>
+                <w:rFonts w:ascii="Times New Roman" w:hAnsi="Times New Roman" w:eastAsia="標楷體"/>
+                <w:b/>
+                <w:color w:val="1A1A1A"/>
+                <w:sz w:val="19"/>
+              </w:rPr>
+              <w:t>0.05 /hr</w:t>
+            </w:r>
+            <w:r>
+              <w:rPr>
+                <w:rFonts w:ascii="Times New Roman" w:hAnsi="Times New Roman" w:eastAsia="標楷體"/>
+                <w:b w:val="0"/>
+                <w:color w:val="1A1A1A"/>
+                <w:sz w:val="19"/>
+              </w:rPr>
+              <w:t>；λ 敏感度亦由 70% 降至 15%</w:t>
+            </w:r>
+          </w:p>
+        </w:tc>
+      </w:tr>
+    </w:tbl>
+    <w:p>
+      <w:pPr>
+        <w:spacing w:after="80"/>
+      </w:pPr>
+    </w:p>
+    <w:p>
+      <w:pPr>
+        <w:spacing w:before="160" w:after="40"/>
+        <w:jc w:val="center"/>
+      </w:pPr>
+      <w:r>
+        <w:drawing>
+          <wp:inline xmlns:a="http://schemas.openxmlformats.org/drawingml/2006/main" xmlns:pic="http://schemas.openxmlformats.org/drawingml/2006/picture">
+            <wp:extent cx="5760000" cy="2139293"/>
+            <wp:docPr id="7" name="Picture 7"/>
+            <wp:cNvGraphicFramePr>
+              <a:graphicFrameLocks noChangeAspect="1"/>
+            </wp:cNvGraphicFramePr>
+            <a:graphic>
+              <a:graphicData uri="http://schemas.openxmlformats.org/drawingml/2006/picture">
+                <pic:pic>
+                  <pic:nvPicPr>
+                    <pic:cNvPr id="0" name="fig42_pinn_rb.png"/>
+                    <pic:cNvPicPr/>
+                  </pic:nvPicPr>
+                  <pic:blipFill>
+                    <a:blip r:embed="rId15"/>
+                    <a:stretch>
+                      <a:fillRect/>
+                    </a:stretch>
+                  </pic:blipFill>
+                  <pic:spPr>
+                    <a:xfrm>
+                      <a:off x="0" y="0"/>
+                      <a:ext cx="5760000" cy="2139293"/>
+                    </a:xfrm>
+                    <a:prstGeom prst="rect"/>
+                  </pic:spPr>
+                </pic:pic>
+              </a:graphicData>
+            </a:graphic>
+          </wp:inline>
+        </w:drawing>
+      </w:r>
+    </w:p>
+    <w:p>
+      <w:pPr>
+        <w:spacing w:after="200" w:line="260" w:lineRule="exact"/>
+        <w:jc w:val="center"/>
+      </w:pPr>
+      <w:r>
+        <w:rPr>
+          <w:rFonts w:ascii="Times New Roman" w:hAnsi="Times New Roman" w:eastAsia="標楷體"/>
+          <w:b w:val="0"/>
+          <w:color w:val="555555"/>
+          <w:sz w:val="18"/>
+        </w:rPr>
+        <w:t>圖 7　回收檢定。(a) 答案已知的合成資料；(b) PINN 推得的生物速率與真正答案的比較；(c) 同一批真實資料在不同平滑設定下的結果。</w:t>
+      </w:r>
+    </w:p>
+    <w:p>
+      <w:pPr>
+        <w:spacing w:before="280" w:after="120" w:line="320" w:lineRule="exact"/>
+        <w:ind w:left="0"/>
+      </w:pPr>
+      <w:r>
+        <w:rPr>
+          <w:rFonts w:ascii="Times New Roman" w:hAnsi="Times New Roman" w:eastAsia="標楷體"/>
+          <w:b/>
+          <w:color w:val="B03030"/>
+          <w:sz w:val="23"/>
+        </w:rPr>
+        <w:t>3.6.2 簡併的嚴謹分解：常數部分與變動部分必須分開談</w:t>
+      </w:r>
+    </w:p>
+    <w:p>
+      <w:pPr>
+        <w:spacing w:before="0" w:after="100" w:line="320" w:lineRule="exact"/>
+        <w:ind w:left="0"/>
+      </w:pPr>
+      <w:r>
+        <w:rPr>
+          <w:rFonts w:ascii="Times New Roman" w:hAnsi="Times New Roman" w:eastAsia="標楷體"/>
+          <w:b w:val="0"/>
+          <w:color w:val="1A1A1A"/>
+          <w:sz w:val="22"/>
+        </w:rPr>
+        <w:t>將生物速率拆為時間平均與變動兩部分：</w:t>
+      </w:r>
+    </w:p>
+    <w:p>
+      <w:pPr>
+        <w:spacing w:before="80" w:after="120" w:line="320" w:lineRule="exact"/>
+        <w:ind w:left="340"/>
+      </w:pPr>
+      <w:r>
+        <w:rPr>
+          <w:rFonts w:ascii="Times New Roman" w:hAnsi="Times New Roman" w:eastAsia="標楷體"/>
+          <w:b w:val="0"/>
+          <w:color w:val="555555"/>
+          <w:sz w:val="21"/>
+        </w:rPr>
+        <w:t>r_b(t) = r̄_b + δ(t)，　其中 δ(t) 的時間平均為零</w:t>
+      </w:r>
+    </w:p>
+    <w:p>
+      <w:pPr>
+        <w:spacing w:before="0" w:after="100" w:line="320" w:lineRule="exact"/>
+        <w:ind w:left="0"/>
+      </w:pPr>
+      <w:r>
+        <w:rPr>
+          <w:rFonts w:ascii="Times New Roman" w:hAnsi="Times New Roman" w:eastAsia="標楷體"/>
+          <w:b w:val="0"/>
+          <w:color w:val="1A1A1A"/>
+          <w:sz w:val="22"/>
+        </w:rPr>
+        <w:t>代入物理式並合併同類項：</w:t>
+      </w:r>
+    </w:p>
+    <w:p>
+      <w:pPr>
+        <w:spacing w:before="80" w:after="120" w:line="320" w:lineRule="exact"/>
+        <w:ind w:left="340"/>
+      </w:pPr>
+      <w:r>
+        <w:rPr>
+          <w:rFonts w:ascii="Times New Roman" w:hAnsi="Times New Roman" w:eastAsia="標楷體"/>
+          <w:b w:val="0"/>
+          <w:color w:val="555555"/>
+          <w:sz w:val="21"/>
+        </w:rPr>
+        <w:t>dP/dt = −k_La·(P − P_eq) − r̄_b − δ(t) = −k_La·(P − [P_eq − r̄_b/k_La]) − δ(t) = −k_La·(P − A) − δ(t)，　　A ≡ P_eq − r̄_b/k_La</w:t>
+      </w:r>
+    </w:p>
+    <w:p>
+      <w:pPr>
+        <w:spacing w:before="0" w:after="100" w:line="320" w:lineRule="exact"/>
+        <w:ind w:left="0"/>
+      </w:pPr>
+      <w:r>
+        <w:rPr>
+          <w:rFonts w:ascii="Times New Roman" w:hAnsi="Times New Roman" w:eastAsia="標楷體"/>
+          <w:b w:val="0"/>
+          <w:color w:val="1A1A1A"/>
+          <w:sz w:val="22"/>
+        </w:rPr>
+        <w:t>此一分解把結論切成強度完全不同的兩半，兩者不可混為一談：</w:t>
+      </w:r>
+    </w:p>
+    <w:p>
+      <w:pPr>
+        <w:spacing w:before="0" w:after="100" w:line="320" w:lineRule="exact"/>
+        <w:ind w:left="0"/>
+      </w:pPr>
+      <w:r>
+        <w:rPr>
+          <w:rFonts w:ascii="Times New Roman" w:hAnsi="Times New Roman" w:eastAsia="標楷體"/>
+          <w:b/>
+          <w:color w:val="1A1A1A"/>
+          <w:sz w:val="22"/>
+        </w:rPr>
+        <w:t>(1) 常數部分 r̄_b 與 P_eq 為結構性簡併。</w:t>
+      </w:r>
+      <w:r>
+        <w:rPr>
+          <w:rFonts w:ascii="Times New Roman" w:hAnsi="Times New Roman" w:eastAsia="標楷體"/>
+          <w:b w:val="0"/>
+          <w:color w:val="1A1A1A"/>
+          <w:sz w:val="22"/>
+        </w:rPr>
+        <w:t>凡 A 相同的 (P_eq, r̄_b) 組合，給出的壓力軌跡</w:t>
+      </w:r>
+      <w:r>
+        <w:rPr>
+          <w:rFonts w:ascii="Times New Roman" w:hAnsi="Times New Roman" w:eastAsia="標楷體"/>
+          <w:b/>
+          <w:color w:val="1A1A1A"/>
+          <w:sz w:val="22"/>
+        </w:rPr>
+        <w:t>逐點完全相同</w:t>
+      </w:r>
+      <w:r>
+        <w:rPr>
+          <w:rFonts w:ascii="Times New Roman" w:hAnsi="Times New Roman" w:eastAsia="標楷體"/>
+          <w:b w:val="0"/>
+          <w:color w:val="1A1A1A"/>
+          <w:sz w:val="22"/>
+        </w:rPr>
+        <w:t>，殘差恰為零。數值驗證（</w:t>
+      </w:r>
+      <w:r>
+        <w:rPr>
+          <w:rFonts w:ascii="Consolas" w:hAnsi="Consolas" w:eastAsia="標楷體"/>
+          <w:b w:val="0"/>
+          <w:color w:val="555555"/>
+          <w:sz w:val="21"/>
+        </w:rPr>
+        <w:t>pinn_identifiability_proof.py</w:t>
+      </w:r>
+      <w:r>
+        <w:rPr>
+          <w:rFonts w:ascii="Times New Roman" w:hAnsi="Times New Roman" w:eastAsia="標楷體"/>
+          <w:b w:val="0"/>
+          <w:color w:val="1A1A1A"/>
+          <w:sz w:val="22"/>
+        </w:rPr>
+        <w:t xml:space="preserve">，以四階 Runge–Kutta 積分以免積分誤差掩蓋待驗證的差異）：令 r̄_b 由 0 變化至真值的 12 倍、並依 A 反解對應的 P_eq，五組參數所得的壓力曲線逐點最大差為 </w:t>
+      </w:r>
+      <w:r>
+        <w:rPr>
+          <w:rFonts w:ascii="Times New Roman" w:hAnsi="Times New Roman" w:eastAsia="標楷體"/>
+          <w:b/>
+          <w:color w:val="1A1A1A"/>
+          <w:sz w:val="22"/>
+        </w:rPr>
+        <w:t>1.1 × 10⁻¹⁶ kg/cm²</w:t>
+      </w:r>
+      <w:r>
+        <w:rPr>
+          <w:rFonts w:ascii="Times New Roman" w:hAnsi="Times New Roman" w:eastAsia="標楷體"/>
+          <w:b w:val="0"/>
+          <w:color w:val="1A1A1A"/>
+          <w:sz w:val="22"/>
+        </w:rPr>
+        <w:t>，即機器精度。此為恆等式而非近似，</w:t>
+      </w:r>
+      <w:r>
+        <w:rPr>
+          <w:rFonts w:ascii="Times New Roman" w:hAnsi="Times New Roman" w:eastAsia="標楷體"/>
+          <w:b/>
+          <w:color w:val="1A1A1A"/>
+          <w:sz w:val="22"/>
+        </w:rPr>
+        <w:t>改善感測器、延長訓練或更換正則化方法皆無效</w:t>
+      </w:r>
+      <w:r>
+        <w:rPr>
+          <w:rFonts w:ascii="Times New Roman" w:hAnsi="Times New Roman" w:eastAsia="標楷體"/>
+          <w:b w:val="0"/>
+          <w:color w:val="1A1A1A"/>
+          <w:sz w:val="22"/>
+        </w:rPr>
+        <w:t>；唯一的解法是獨立量得 P_eq 或 r̄_b 其中之一。</w:t>
+      </w:r>
+    </w:p>
+    <w:p>
+      <w:pPr>
+        <w:spacing w:before="0" w:after="100" w:line="320" w:lineRule="exact"/>
+        <w:ind w:left="0"/>
+      </w:pPr>
+      <w:r>
+        <w:rPr>
+          <w:rFonts w:ascii="Times New Roman" w:hAnsi="Times New Roman" w:eastAsia="標楷體"/>
+          <w:b/>
+          <w:color w:val="1A1A1A"/>
+          <w:sz w:val="22"/>
+        </w:rPr>
+        <w:t>(2) 變動部分 δ(t) 在原理上可辨識。</w:t>
+      </w:r>
+      <w:r>
+        <w:rPr>
+          <w:rFonts w:ascii="Times New Roman" w:hAnsi="Times New Roman" w:eastAsia="標楷體"/>
+          <w:b w:val="0"/>
+          <w:color w:val="1A1A1A"/>
+          <w:sz w:val="22"/>
+        </w:rPr>
+        <w:t>δ 無法被 (k_La, A) 吸收，故資訊確實存在。其在壓力上留下的足跡為因果卷積</w:t>
+      </w:r>
+    </w:p>
+    <w:p>
+      <w:pPr>
+        <w:spacing w:before="80" w:after="120" w:line="320" w:lineRule="exact"/>
+        <w:ind w:left="340"/>
+      </w:pPr>
+      <w:r>
+        <w:rPr>
+          <w:rFonts w:ascii="Times New Roman" w:hAnsi="Times New Roman" w:eastAsia="標楷體"/>
+          <w:b w:val="0"/>
+          <w:color w:val="555555"/>
+          <w:sz w:val="21"/>
+        </w:rPr>
+        <w:t>P_δ(t) = −∫₀ᵗ exp[−k_La·(t − s)]·δ(s) ds</w:t>
+      </w:r>
+    </w:p>
+    <w:p>
+      <w:pPr>
+        <w:spacing w:before="0" w:after="100" w:line="320" w:lineRule="exact"/>
+        <w:ind w:left="0"/>
+      </w:pPr>
+      <w:r>
+        <w:rPr>
+          <w:rFonts w:ascii="Times New Roman" w:hAnsi="Times New Roman" w:eastAsia="標楷體"/>
+          <w:b w:val="0"/>
+          <w:color w:val="1A1A1A"/>
+          <w:sz w:val="22"/>
+        </w:rPr>
+        <w:t>亦即 δ 先經時間常數 1/k_La 的低通濾波再顯現於壓力——這正是「生物訊號被氣液質傳過程抹平」的數學形式。以本案參數計算：</w:t>
+      </w:r>
+    </w:p>
+    <w:tbl>
+      <w:tblPr>
+        <w:tblW w:type="auto" w:w="0"/>
+        <w:tblLook w:firstColumn="1" w:firstRow="1" w:lastColumn="0" w:lastRow="0" w:noHBand="0" w:noVBand="1" w:val="04A0"/>
+        <w:tblBorders>
+          <w:top w:val="single" w:sz="4" w:color="BFBFBF"/>
+          <w:left w:val="single" w:sz="4" w:color="BFBFBF"/>
+          <w:bottom w:val="single" w:sz="4" w:color="BFBFBF"/>
+          <w:right w:val="single" w:sz="4" w:color="BFBFBF"/>
+          <w:insideH w:val="single" w:sz="4" w:color="BFBFBF"/>
+          <w:insideV w:val="single" w:sz="4" w:color="BFBFBF"/>
+        </w:tblBorders>
+      </w:tblPr>
+      <w:tblGrid>
+        <w:gridCol w:w="4536"/>
+        <w:gridCol w:w="4536"/>
+      </w:tblGrid>
+      <w:tr>
+        <w:tc>
+          <w:tcPr>
+            <w:tcW w:type="dxa" w:w="4536"/>
+            <w:shd w:val="clear" w:fill="EFEFEF"/>
+          </w:tcPr>
+          <w:p>
+            <w:pPr>
+              <w:spacing w:after="0" w:line="260" w:lineRule="exact"/>
+            </w:pPr>
+            <w:r>
+              <w:rPr>
+                <w:rFonts w:ascii="Times New Roman" w:hAnsi="Times New Roman" w:eastAsia="標楷體"/>
+                <w:b/>
+                <w:color w:val="1A1A1A"/>
+                <w:sz w:val="19"/>
+              </w:rPr>
+              <w:t>量</w:t>
+            </w:r>
+          </w:p>
+        </w:tc>
+        <w:tc>
+          <w:tcPr>
+            <w:tcW w:type="dxa" w:w="4536"/>
+            <w:shd w:val="clear" w:fill="EFEFEF"/>
+          </w:tcPr>
+          <w:p>
+            <w:pPr>
+              <w:spacing w:after="0" w:line="260" w:lineRule="exact"/>
+            </w:pPr>
+            <w:r>
+              <w:rPr>
+                <w:rFonts w:ascii="Times New Roman" w:hAnsi="Times New Roman" w:eastAsia="標楷體"/>
+                <w:b/>
+                <w:color w:val="1A1A1A"/>
+                <w:sz w:val="19"/>
+              </w:rPr>
+              <w:t>數值</w:t>
             </w:r>
           </w:p>
         </w:tc>
@@ -4744,7 +5205,7 @@
                 <w:color w:val="1A1A1A"/>
                 <w:sz w:val="19"/>
               </w:rPr>
-              <w:t>1.0</w:t>
+              <w:t>δ 在壓力上的足跡（扣除常數偏移後的 RMS）</w:t>
             </w:r>
           </w:p>
         </w:tc>
@@ -4763,7 +5224,7 @@
                 <w:color w:val="1A1A1A"/>
                 <w:sz w:val="19"/>
               </w:rPr>
-              <w:t>87%</w:t>
+              <w:t>0.00157 kg/cm²</w:t>
             </w:r>
           </w:p>
         </w:tc>
@@ -4784,7 +5245,7 @@
                 <w:color w:val="1A1A1A"/>
                 <w:sz w:val="19"/>
               </w:rPr>
-              <w:t>10</w:t>
+              <w:t>雜訊下限（400 次重抽之數值結果）</w:t>
             </w:r>
           </w:p>
         </w:tc>
@@ -4803,7 +5264,534 @@
                 <w:color w:val="1A1A1A"/>
                 <w:sz w:val="19"/>
               </w:rPr>
-              <w:t>82%</w:t>
+              <w:t>0.00494 kg/cm²</w:t>
+            </w:r>
+          </w:p>
+        </w:tc>
+      </w:tr>
+      <w:tr>
+        <w:tc>
+          <w:tcPr>
+            <w:tcW w:type="dxa" w:w="4536"/>
+          </w:tcPr>
+          <w:p>
+            <w:pPr>
+              <w:spacing w:after="0" w:line="260" w:lineRule="exact"/>
+            </w:pPr>
+            <w:r>
+              <w:rPr>
+                <w:rFonts w:ascii="Times New Roman" w:hAnsi="Times New Roman" w:eastAsia="標楷體"/>
+                <w:b w:val="0"/>
+                <w:color w:val="1A1A1A"/>
+                <w:sz w:val="19"/>
+              </w:rPr>
+              <w:t>單點訊噪比</w:t>
+            </w:r>
+          </w:p>
+        </w:tc>
+        <w:tc>
+          <w:tcPr>
+            <w:tcW w:type="dxa" w:w="4536"/>
+          </w:tcPr>
+          <w:p>
+            <w:pPr>
+              <w:spacing w:after="0" w:line="260" w:lineRule="exact"/>
+            </w:pPr>
+            <w:r>
+              <w:rPr>
+                <w:rFonts w:ascii="Times New Roman" w:hAnsi="Times New Roman" w:eastAsia="標楷體"/>
+                <w:b w:val="0"/>
+                <w:color w:val="1A1A1A"/>
+                <w:sz w:val="19"/>
+              </w:rPr>
+              <w:t>0.32</w:t>
+            </w:r>
+          </w:p>
+        </w:tc>
+      </w:tr>
+      <w:tr>
+        <w:tc>
+          <w:tcPr>
+            <w:tcW w:type="dxa" w:w="4536"/>
+          </w:tcPr>
+          <w:p>
+            <w:pPr>
+              <w:spacing w:after="0" w:line="260" w:lineRule="exact"/>
+            </w:pPr>
+            <w:r>
+              <w:rPr>
+                <w:rFonts w:ascii="Times New Roman" w:hAnsi="Times New Roman" w:eastAsia="標楷體"/>
+                <w:b w:val="0"/>
+                <w:color w:val="1A1A1A"/>
+                <w:sz w:val="19"/>
+              </w:rPr>
+              <w:t>360 個取樣點平均後（√N 增益 19.0 倍）</w:t>
+            </w:r>
+          </w:p>
+        </w:tc>
+        <w:tc>
+          <w:tcPr>
+            <w:tcW w:type="dxa" w:w="4536"/>
+          </w:tcPr>
+          <w:p>
+            <w:pPr>
+              <w:spacing w:after="0" w:line="260" w:lineRule="exact"/>
+            </w:pPr>
+            <w:r>
+              <w:rPr>
+                <w:rFonts w:ascii="Times New Roman" w:hAnsi="Times New Roman" w:eastAsia="標楷體"/>
+                <w:b/>
+                <w:color w:val="1A1A1A"/>
+                <w:sz w:val="19"/>
+              </w:rPr>
+              <w:t>6.0</w:t>
+            </w:r>
+          </w:p>
+        </w:tc>
+      </w:tr>
+    </w:tbl>
+    <w:p>
+      <w:pPr>
+        <w:spacing w:after="80"/>
+      </w:pPr>
+    </w:p>
+    <w:p>
+      <w:pPr>
+        <w:spacing w:before="80" w:after="120" w:line="320" w:lineRule="exact"/>
+        <w:ind w:left="340"/>
+      </w:pPr>
+      <w:r>
+        <w:rPr>
+          <w:rFonts w:ascii="Times New Roman" w:hAnsi="Times New Roman" w:eastAsia="標楷體"/>
+          <w:b/>
+          <w:color w:val="555555"/>
+          <w:sz w:val="21"/>
+        </w:rPr>
+        <w:t>⚠ 因此「PINN 不可辨識」不可一概而論。</w:t>
+      </w:r>
+      <w:r>
+        <w:rPr>
+          <w:rFonts w:ascii="Times New Roman" w:hAnsi="Times New Roman" w:eastAsia="標楷體"/>
+          <w:b w:val="0"/>
+          <w:color w:val="555555"/>
+          <w:sz w:val="21"/>
+        </w:rPr>
+        <w:t xml:space="preserve"> 變動部分的訊噪比達 6.0， 資訊並未低於雜訊。若將本案的失敗全部歸因於「資料裡沒有這個資訊」， 即為過度推論。</w:t>
+      </w:r>
+    </w:p>
+    <w:p>
+      <w:pPr>
+        <w:spacing w:before="0" w:after="100" w:line="320" w:lineRule="exact"/>
+        <w:ind w:left="0"/>
+      </w:pPr>
+      <w:r>
+        <w:rPr>
+          <w:rFonts w:ascii="Times New Roman" w:hAnsi="Times New Roman" w:eastAsia="標楷體"/>
+          <w:b w:val="0"/>
+          <w:color w:val="1A1A1A"/>
+          <w:sz w:val="22"/>
+        </w:rPr>
+        <w:t>*雜訊下限採數值結果而非 √(σ² + Q²/12)：該近似式假設量化誤差與雜訊獨立（Widrow 條件 σ ≳ Q），本案 σ/Q = 0.40 略低於該條件。兩者實際相差 0.1%，惟仍以數值結果為準。*</w:t>
+      </w:r>
+    </w:p>
+    <w:p>
+      <w:pPr>
+        <w:spacing w:before="280" w:after="120" w:line="320" w:lineRule="exact"/>
+        <w:ind w:left="0"/>
+      </w:pPr>
+      <w:r>
+        <w:rPr>
+          <w:rFonts w:ascii="Times New Roman" w:hAnsi="Times New Roman" w:eastAsia="標楷體"/>
+          <w:b/>
+          <w:color w:val="B03030"/>
+          <w:sz w:val="23"/>
+        </w:rPr>
+        <w:t>3.6.3 剖面掃描：把常數部分的簡併直接量出來</w:t>
+      </w:r>
+    </w:p>
+    <w:p>
+      <w:pPr>
+        <w:spacing w:before="0" w:after="100" w:line="320" w:lineRule="exact"/>
+        <w:ind w:left="0"/>
+      </w:pPr>
+      <w:r>
+        <w:rPr>
+          <w:rFonts w:ascii="Times New Roman" w:hAnsi="Times New Roman" w:eastAsia="標楷體"/>
+          <w:b w:val="0"/>
+          <w:color w:val="1A1A1A"/>
+          <w:sz w:val="22"/>
+        </w:rPr>
+        <w:t>將 r_b 的平均值</w:t>
+      </w:r>
+      <w:r>
+        <w:rPr>
+          <w:rFonts w:ascii="Times New Roman" w:hAnsi="Times New Roman" w:eastAsia="標楷體"/>
+          <w:b/>
+          <w:color w:val="1A1A1A"/>
+          <w:sz w:val="22"/>
+        </w:rPr>
+        <w:t>強制固定</w:t>
+      </w:r>
+      <w:r>
+        <w:rPr>
+          <w:rFonts w:ascii="Times New Roman" w:hAnsi="Times New Roman" w:eastAsia="標楷體"/>
+          <w:b w:val="0"/>
+          <w:color w:val="1A1A1A"/>
+          <w:sz w:val="22"/>
+        </w:rPr>
+        <w:t>於一系列指定值，其餘參數（k_La、P_eq、曲線形狀）全部自由重新擬合，觀察資料是否「有意見」。（依剖面似然之定義，各點取多個隨機起點中擬合最佳者。）</w:t>
+      </w:r>
+    </w:p>
+    <w:p>
+      <w:pPr>
+        <w:spacing w:before="160" w:after="40"/>
+        <w:jc w:val="center"/>
+      </w:pPr>
+      <w:r>
+        <w:drawing>
+          <wp:inline xmlns:a="http://schemas.openxmlformats.org/drawingml/2006/main" xmlns:pic="http://schemas.openxmlformats.org/drawingml/2006/picture">
+            <wp:extent cx="5760000" cy="2722401"/>
+            <wp:docPr id="8" name="Picture 8"/>
+            <wp:cNvGraphicFramePr>
+              <a:graphicFrameLocks noChangeAspect="1"/>
+            </wp:cNvGraphicFramePr>
+            <a:graphic>
+              <a:graphicData uri="http://schemas.openxmlformats.org/drawingml/2006/picture">
+                <pic:pic>
+                  <pic:nvPicPr>
+                    <pic:cNvPr id="0" name="deck8_pinn_corr.png"/>
+                    <pic:cNvPicPr/>
+                  </pic:nvPicPr>
+                  <pic:blipFill>
+                    <a:blip r:embed="rId16"/>
+                    <a:stretch>
+                      <a:fillRect/>
+                    </a:stretch>
+                  </pic:blipFill>
+                  <pic:spPr>
+                    <a:xfrm>
+                      <a:off x="0" y="0"/>
+                      <a:ext cx="5760000" cy="2722401"/>
+                    </a:xfrm>
+                    <a:prstGeom prst="rect"/>
+                  </pic:spPr>
+                </pic:pic>
+              </a:graphicData>
+            </a:graphic>
+          </wp:inline>
+        </w:drawing>
+      </w:r>
+    </w:p>
+    <w:p>
+      <w:pPr>
+        <w:spacing w:after="200" w:line="260" w:lineRule="exact"/>
+        <w:jc w:val="center"/>
+      </w:pPr>
+      <w:r>
+        <w:rPr>
+          <w:rFonts w:ascii="Times New Roman" w:hAnsi="Times New Roman" w:eastAsia="標楷體"/>
+          <w:b w:val="0"/>
+          <w:color w:val="555555"/>
+          <w:sz w:val="18"/>
+        </w:rPr>
+        <w:t>圖 8　(a) 將生物速率由零強制拉高至吃掉大半壓降，擬合誤差幾乎不變；</w:t>
+      </w:r>
+    </w:p>
+    <w:p>
+      <w:pPr>
+        <w:spacing w:before="0" w:after="100" w:line="320" w:lineRule="exact"/>
+        <w:ind w:left="0"/>
+      </w:pPr>
+      <w:r>
+        <w:rPr>
+          <w:rFonts w:ascii="Times New Roman" w:hAnsi="Times New Roman" w:eastAsia="標楷體"/>
+          <w:b w:val="0"/>
+          <w:color w:val="1A1A1A"/>
+          <w:sz w:val="22"/>
+        </w:rPr>
+        <w:t>(b) 平衡壓力以斜率 +1/k_La 一比一補償。*</w:t>
+      </w:r>
+    </w:p>
+    <w:tbl>
+      <w:tblPr>
+        <w:tblW w:type="auto" w:w="0"/>
+        <w:tblLook w:firstColumn="1" w:firstRow="1" w:lastColumn="0" w:lastRow="0" w:noHBand="0" w:noVBand="1" w:val="04A0"/>
+        <w:tblBorders>
+          <w:top w:val="single" w:sz="4" w:color="BFBFBF"/>
+          <w:left w:val="single" w:sz="4" w:color="BFBFBF"/>
+          <w:bottom w:val="single" w:sz="4" w:color="BFBFBF"/>
+          <w:right w:val="single" w:sz="4" w:color="BFBFBF"/>
+          <w:insideH w:val="single" w:sz="4" w:color="BFBFBF"/>
+          <w:insideV w:val="single" w:sz="4" w:color="BFBFBF"/>
+        </w:tblBorders>
+      </w:tblPr>
+      <w:tblGrid>
+        <w:gridCol w:w="3024"/>
+        <w:gridCol w:w="3024"/>
+        <w:gridCol w:w="3024"/>
+      </w:tblGrid>
+      <w:tr>
+        <w:tc>
+          <w:tcPr>
+            <w:tcW w:type="dxa" w:w="3024"/>
+            <w:shd w:val="clear" w:fill="EFEFEF"/>
+          </w:tcPr>
+          <w:p>
+            <w:pPr>
+              <w:spacing w:after="0" w:line="260" w:lineRule="exact"/>
+            </w:pPr>
+            <w:r>
+              <w:rPr>
+                <w:rFonts w:ascii="Times New Roman" w:hAnsi="Times New Roman" w:eastAsia="標楷體"/>
+                <w:b/>
+                <w:color w:val="1A1A1A"/>
+                <w:sz w:val="19"/>
+              </w:rPr>
+              <w:t>檢定項目</w:t>
+            </w:r>
+          </w:p>
+        </w:tc>
+        <w:tc>
+          <w:tcPr>
+            <w:tcW w:type="dxa" w:w="3024"/>
+            <w:shd w:val="clear" w:fill="EFEFEF"/>
+          </w:tcPr>
+          <w:p>
+            <w:pPr>
+              <w:spacing w:after="0" w:line="260" w:lineRule="exact"/>
+            </w:pPr>
+            <w:r>
+              <w:rPr>
+                <w:rFonts w:ascii="Times New Roman" w:hAnsi="Times New Roman" w:eastAsia="標楷體"/>
+                <w:b/>
+                <w:color w:val="1A1A1A"/>
+                <w:sz w:val="19"/>
+              </w:rPr>
+              <w:t>結果</w:t>
+            </w:r>
+          </w:p>
+        </w:tc>
+        <w:tc>
+          <w:tcPr>
+            <w:tcW w:type="dxa" w:w="3024"/>
+            <w:shd w:val="clear" w:fill="EFEFEF"/>
+          </w:tcPr>
+          <w:p>
+            <w:pPr>
+              <w:spacing w:after="0" w:line="260" w:lineRule="exact"/>
+            </w:pPr>
+            <w:r>
+              <w:rPr>
+                <w:rFonts w:ascii="Times New Roman" w:hAnsi="Times New Roman" w:eastAsia="標楷體"/>
+                <w:b/>
+                <w:color w:val="1A1A1A"/>
+                <w:sz w:val="19"/>
+              </w:rPr>
+              <w:t>判讀</w:t>
+            </w:r>
+          </w:p>
+        </w:tc>
+      </w:tr>
+      <w:tr>
+        <w:tc>
+          <w:tcPr>
+            <w:tcW w:type="dxa" w:w="3024"/>
+          </w:tcPr>
+          <w:p>
+            <w:pPr>
+              <w:spacing w:after="0" w:line="260" w:lineRule="exact"/>
+            </w:pPr>
+            <w:r>
+              <w:rPr>
+                <w:rFonts w:ascii="Times New Roman" w:hAnsi="Times New Roman" w:eastAsia="標楷體"/>
+                <w:b w:val="0"/>
+                <w:color w:val="1A1A1A"/>
+                <w:sz w:val="19"/>
+              </w:rPr>
+              <w:t>擬合誤差隨生物速率的變化</w:t>
+            </w:r>
+          </w:p>
+        </w:tc>
+        <w:tc>
+          <w:tcPr>
+            <w:tcW w:type="dxa" w:w="3024"/>
+          </w:tcPr>
+          <w:p>
+            <w:pPr>
+              <w:spacing w:after="0" w:line="260" w:lineRule="exact"/>
+            </w:pPr>
+            <w:r>
+              <w:rPr>
+                <w:rFonts w:ascii="Times New Roman" w:hAnsi="Times New Roman" w:eastAsia="標楷體"/>
+                <w:b w:val="0"/>
+                <w:color w:val="1A1A1A"/>
+                <w:sz w:val="19"/>
+              </w:rPr>
+              <w:t xml:space="preserve">全距 </w:t>
+            </w:r>
+            <w:r>
+              <w:rPr>
+                <w:rFonts w:ascii="Times New Roman" w:hAnsi="Times New Roman" w:eastAsia="標楷體"/>
+                <w:b/>
+                <w:color w:val="1A1A1A"/>
+                <w:sz w:val="19"/>
+              </w:rPr>
+              <w:t>0.6%</w:t>
+            </w:r>
+          </w:p>
+        </w:tc>
+        <w:tc>
+          <w:tcPr>
+            <w:tcW w:type="dxa" w:w="3024"/>
+          </w:tcPr>
+          <w:p>
+            <w:pPr>
+              <w:spacing w:after="0" w:line="260" w:lineRule="exact"/>
+            </w:pPr>
+            <w:r>
+              <w:rPr>
+                <w:rFonts w:ascii="Times New Roman" w:hAnsi="Times New Roman" w:eastAsia="標楷體"/>
+                <w:b w:val="0"/>
+                <w:color w:val="1A1A1A"/>
+                <w:sz w:val="19"/>
+              </w:rPr>
+              <w:t>資料對 r̄_b 幾乎沒有鑑別力</w:t>
+            </w:r>
+          </w:p>
+        </w:tc>
+      </w:tr>
+      <w:tr>
+        <w:tc>
+          <w:tcPr>
+            <w:tcW w:type="dxa" w:w="3024"/>
+          </w:tcPr>
+          <w:p>
+            <w:pPr>
+              <w:spacing w:after="0" w:line="260" w:lineRule="exact"/>
+            </w:pPr>
+            <w:r>
+              <w:rPr>
+                <w:rFonts w:ascii="Times New Roman" w:hAnsi="Times New Roman" w:eastAsia="標楷體"/>
+                <w:b w:val="0"/>
+                <w:color w:val="1A1A1A"/>
+                <w:sz w:val="19"/>
+              </w:rPr>
+              <w:t>P_eq 對 r̄_b 的斜率</w:t>
+            </w:r>
+          </w:p>
+        </w:tc>
+        <w:tc>
+          <w:tcPr>
+            <w:tcW w:type="dxa" w:w="3024"/>
+          </w:tcPr>
+          <w:p>
+            <w:pPr>
+              <w:spacing w:after="0" w:line="260" w:lineRule="exact"/>
+            </w:pPr>
+            <w:r>
+              <w:rPr>
+                <w:rFonts w:ascii="Times New Roman" w:hAnsi="Times New Roman" w:eastAsia="標楷體"/>
+                <w:b/>
+                <w:color w:val="1A1A1A"/>
+                <w:sz w:val="19"/>
+              </w:rPr>
+              <w:t>+0.692</w:t>
+            </w:r>
+            <w:r>
+              <w:rPr>
+                <w:rFonts w:ascii="Times New Roman" w:hAnsi="Times New Roman" w:eastAsia="標楷體"/>
+                <w:b w:val="0"/>
+                <w:color w:val="1A1A1A"/>
+                <w:sz w:val="19"/>
+              </w:rPr>
+              <w:t>（理論 +1/k_La = +0.694）</w:t>
+            </w:r>
+          </w:p>
+        </w:tc>
+        <w:tc>
+          <w:tcPr>
+            <w:tcW w:type="dxa" w:w="3024"/>
+          </w:tcPr>
+          <w:p>
+            <w:pPr>
+              <w:spacing w:after="0" w:line="260" w:lineRule="exact"/>
+            </w:pPr>
+            <w:r>
+              <w:rPr>
+                <w:rFonts w:ascii="Times New Roman" w:hAnsi="Times New Roman" w:eastAsia="標楷體"/>
+                <w:b w:val="0"/>
+                <w:color w:val="1A1A1A"/>
+                <w:sz w:val="19"/>
+              </w:rPr>
+              <w:t>一比一互換，與 §3.6.2 推導相符</w:t>
+            </w:r>
+          </w:p>
+        </w:tc>
+      </w:tr>
+      <w:tr>
+        <w:tc>
+          <w:tcPr>
+            <w:tcW w:type="dxa" w:w="3024"/>
+          </w:tcPr>
+          <w:p>
+            <w:pPr>
+              <w:spacing w:after="0" w:line="260" w:lineRule="exact"/>
+            </w:pPr>
+            <w:r>
+              <w:rPr>
+                <w:rFonts w:ascii="Times New Roman" w:hAnsi="Times New Roman" w:eastAsia="標楷體"/>
+                <w:b w:val="0"/>
+                <w:color w:val="1A1A1A"/>
+                <w:sz w:val="19"/>
+              </w:rPr>
+              <w:t>可辨識組合 A 的全距</w:t>
+            </w:r>
+          </w:p>
+        </w:tc>
+        <w:tc>
+          <w:tcPr>
+            <w:tcW w:type="dxa" w:w="3024"/>
+          </w:tcPr>
+          <w:p>
+            <w:pPr>
+              <w:spacing w:after="0" w:line="260" w:lineRule="exact"/>
+            </w:pPr>
+            <w:r>
+              <w:rPr>
+                <w:rFonts w:ascii="Times New Roman" w:hAnsi="Times New Roman" w:eastAsia="標楷體"/>
+                <w:b/>
+                <w:color w:val="1A1A1A"/>
+                <w:sz w:val="19"/>
+              </w:rPr>
+              <w:t>0.0003</w:t>
+            </w:r>
+            <w:r>
+              <w:rPr>
+                <w:rFonts w:ascii="Times New Roman" w:hAnsi="Times New Roman" w:eastAsia="標楷體"/>
+                <w:b w:val="0"/>
+                <w:color w:val="1A1A1A"/>
+                <w:sz w:val="19"/>
+              </w:rPr>
+              <w:t xml:space="preserve"> kg/cm²（＝量化刻度的 3%）</w:t>
+            </w:r>
+          </w:p>
+        </w:tc>
+        <w:tc>
+          <w:tcPr>
+            <w:tcW w:type="dxa" w:w="3024"/>
+          </w:tcPr>
+          <w:p>
+            <w:pPr>
+              <w:spacing w:after="0" w:line="260" w:lineRule="exact"/>
+            </w:pPr>
+            <w:r>
+              <w:rPr>
+                <w:rFonts w:ascii="Times New Roman" w:hAnsi="Times New Roman" w:eastAsia="標楷體"/>
+                <w:b w:val="0"/>
+                <w:color w:val="1A1A1A"/>
+                <w:sz w:val="19"/>
+              </w:rPr>
+              <w:t>A 為不變量</w:t>
             </w:r>
           </w:p>
         </w:tc>
@@ -4822,44 +5810,66 @@
       <w:r>
         <w:rPr>
           <w:rFonts w:ascii="Times New Roman" w:hAnsi="Times New Roman" w:eastAsia="標楷體"/>
-          <w:b/>
+          <w:b w:val="0"/>
           <w:color w:val="1A1A1A"/>
           <w:sz w:val="22"/>
         </w:rPr>
-        <w:t>關鍵問題：能否用交叉驗證選出正確的 λ？</w:t>
+        <w:t>本節量到的是 §3.6.2 的第 (1) 項。變動部分不在此節的檢定範圍內。</w:t>
       </w:r>
     </w:p>
     <w:p>
       <w:pPr>
-        <w:spacing w:before="80" w:after="120" w:line="320" w:lineRule="exact"/>
-        <w:ind w:left="340"/>
+        <w:spacing w:before="160" w:after="40"/>
+        <w:jc w:val="center"/>
+      </w:pPr>
+      <w:r>
+        <w:drawing>
+          <wp:inline xmlns:a="http://schemas.openxmlformats.org/drawingml/2006/main" xmlns:pic="http://schemas.openxmlformats.org/drawingml/2006/picture">
+            <wp:extent cx="5760000" cy="2893585"/>
+            <wp:docPr id="9" name="Picture 9"/>
+            <wp:cNvGraphicFramePr>
+              <a:graphicFrameLocks noChangeAspect="1"/>
+            </wp:cNvGraphicFramePr>
+            <a:graphic>
+              <a:graphicData uri="http://schemas.openxmlformats.org/drawingml/2006/picture">
+                <pic:pic>
+                  <pic:nvPicPr>
+                    <pic:cNvPr id="0" name="deck7_pinn_features.png"/>
+                    <pic:cNvPicPr/>
+                  </pic:nvPicPr>
+                  <pic:blipFill>
+                    <a:blip r:embed="rId17"/>
+                    <a:stretch>
+                      <a:fillRect/>
+                    </a:stretch>
+                  </pic:blipFill>
+                  <pic:spPr>
+                    <a:xfrm>
+                      <a:off x="0" y="0"/>
+                      <a:ext cx="5760000" cy="2893585"/>
+                    </a:xfrm>
+                    <a:prstGeom prst="rect"/>
+                  </pic:spPr>
+                </pic:pic>
+              </a:graphicData>
+            </a:graphic>
+          </wp:inline>
+        </w:drawing>
+      </w:r>
+    </w:p>
+    <w:p>
+      <w:pPr>
+        <w:spacing w:after="200" w:line="260" w:lineRule="exact"/>
+        <w:jc w:val="center"/>
       </w:pPr>
       <w:r>
         <w:rPr>
           <w:rFonts w:ascii="Times New Roman" w:hAnsi="Times New Roman" w:eastAsia="標楷體"/>
           <w:b w:val="0"/>
           <w:color w:val="555555"/>
-          <w:sz w:val="21"/>
-        </w:rPr>
-        <w:t xml:space="preserve">交叉驗證選到 </w:t>
-      </w:r>
-      <w:r>
-        <w:rPr>
-          <w:rFonts w:ascii="Times New Roman" w:hAnsi="Times New Roman" w:eastAsia="標楷體"/>
-          <w:b/>
-          <w:color w:val="555555"/>
-          <w:sz w:val="21"/>
-        </w:rPr>
-        <w:t>λ = 1.00（誤差 87%）</w:t>
-      </w:r>
-      <w:r>
-        <w:rPr>
-          <w:rFonts w:ascii="Times New Roman" w:hAnsi="Times New Roman" w:eastAsia="標楷體"/>
-          <w:b w:val="0"/>
-          <w:color w:val="555555"/>
-          <w:sz w:val="21"/>
-        </w:rPr>
-        <w:t>；真正最佳者為 λ = 0.01（誤差 36%）。</w:t>
+          <w:sz w:val="18"/>
+        </w:rPr>
+        <w:t>圖 9　(a) 網路內部自行長成的基底函數，本身不帶生物意義；</w:t>
       </w:r>
     </w:p>
     <w:p>
@@ -4870,20 +5880,26 @@
       <w:r>
         <w:rPr>
           <w:rFonts w:ascii="Times New Roman" w:hAnsi="Times New Roman" w:eastAsia="標楷體"/>
-          <w:b/>
-          <w:color w:val="1A1A1A"/>
-          <w:sz w:val="22"/>
-        </w:rPr>
-        <w:t>交叉驗證會系統性選錯。</w:t>
-      </w:r>
-      <w:r>
-        <w:rPr>
-          <w:rFonts w:ascii="Times New Roman" w:hAnsi="Times New Roman" w:eastAsia="標楷體"/>
           <w:b w:val="0"/>
           <w:color w:val="1A1A1A"/>
           <w:sz w:val="22"/>
         </w:rPr>
-        <w:t xml:space="preserve"> 原因是 r_b(t) 自由時，壓力的擬合品質幾乎與 λ 無關，留出資料的預測誤差無法分辨。標準的正則化參數選擇方法在本案失效。</w:t>
+        <w:t>(b) 同一條壓降的兩種歸因：擬合誤差分別為 0.00514 與 0.00517 kg/cm²（僅差 0.4%，且均接近雜訊下限 0.0049），但一者判定微生物僅消耗 2%、另一者判定消耗 86%。*</w:t>
+      </w:r>
+    </w:p>
+    <w:p>
+      <w:pPr>
+        <w:spacing w:before="280" w:after="120" w:line="320" w:lineRule="exact"/>
+        <w:ind w:left="0"/>
+      </w:pPr>
+      <w:r>
+        <w:rPr>
+          <w:rFonts w:ascii="Times New Roman" w:hAnsi="Times New Roman" w:eastAsia="標楷體"/>
+          <w:b/>
+          <w:color w:val="B03030"/>
+          <w:sz w:val="23"/>
+        </w:rPr>
+        <w:t>3.6.4 變動部分為何也失敗：非負約束造成的「傳染」</w:t>
       </w:r>
     </w:p>
     <w:p>
@@ -4898,7 +5914,7 @@
           <w:color w:val="1A1A1A"/>
           <w:sz w:val="22"/>
         </w:rPr>
-        <w:t xml:space="preserve">在真實資料上，僅改變 λ 即使生物速率的平均值相差 </w:t>
+        <w:t>既然 δ(t) 的訊噪比達 6.0，PINN 未能回收它就不能歸因於雜訊。實際原因出在實作：</w:t>
       </w:r>
       <w:r>
         <w:rPr>
@@ -4907,7 +5923,25 @@
           <w:color w:val="1A1A1A"/>
           <w:sz w:val="22"/>
         </w:rPr>
-        <w:t>70%</w:t>
+        <w:t>r_b 以 softplus 函數保證非負</w:t>
+      </w:r>
+      <w:r>
+        <w:rPr>
+          <w:rFonts w:ascii="Times New Roman" w:hAnsi="Times New Roman" w:eastAsia="標楷體"/>
+          <w:b w:val="0"/>
+          <w:color w:val="1A1A1A"/>
+          <w:sz w:val="22"/>
+        </w:rPr>
+        <w:t>（微生物不會產生氣體）。簡併使 r̄_b 塌陷至接近零，而在 r_b(t) ≥ 0 的限制下，平均值為零只能由「處處為零」達成——</w:t>
+      </w:r>
+      <w:r>
+        <w:rPr>
+          <w:rFonts w:ascii="Times New Roman" w:hAnsi="Times New Roman" w:eastAsia="標楷體"/>
+          <w:b/>
+          <w:color w:val="1A1A1A"/>
+          <w:sz w:val="22"/>
+        </w:rPr>
+        <w:t>本可辨識的 δ(t) 遂被一併壓死</w:t>
       </w:r>
       <w:r>
         <w:rPr>
@@ -4927,12 +5961,359 @@
       <w:r>
         <w:rPr>
           <w:rFonts w:ascii="Times New Roman" w:hAnsi="Times New Roman" w:eastAsia="標楷體"/>
-          <w:b/>
+          <w:b w:val="0"/>
           <w:color w:val="1A1A1A"/>
           <w:sz w:val="22"/>
         </w:rPr>
-        <w:t>唯一穩定的輸出是質傳係數</w:t>
-      </w:r>
+        <w:t>驗證方式：將 r̄_b 釘在真值後重新擬合，檢視 δ 的形狀是否回復。</w:t>
+      </w:r>
+    </w:p>
+    <w:tbl>
+      <w:tblPr>
+        <w:tblW w:type="auto" w:w="0"/>
+        <w:tblLook w:firstColumn="1" w:firstRow="1" w:lastColumn="0" w:lastRow="0" w:noHBand="0" w:noVBand="1" w:val="04A0"/>
+        <w:tblBorders>
+          <w:top w:val="single" w:sz="4" w:color="BFBFBF"/>
+          <w:left w:val="single" w:sz="4" w:color="BFBFBF"/>
+          <w:bottom w:val="single" w:sz="4" w:color="BFBFBF"/>
+          <w:right w:val="single" w:sz="4" w:color="BFBFBF"/>
+          <w:insideH w:val="single" w:sz="4" w:color="BFBFBF"/>
+          <w:insideV w:val="single" w:sz="4" w:color="BFBFBF"/>
+        </w:tblBorders>
+      </w:tblPr>
+      <w:tblGrid>
+        <w:gridCol w:w="2268"/>
+        <w:gridCol w:w="2268"/>
+        <w:gridCol w:w="2268"/>
+        <w:gridCol w:w="2268"/>
+      </w:tblGrid>
+      <w:tr>
+        <w:tc>
+          <w:tcPr>
+            <w:tcW w:type="dxa" w:w="2268"/>
+            <w:shd w:val="clear" w:fill="EFEFEF"/>
+          </w:tcPr>
+          <w:p>
+            <w:pPr>
+              <w:spacing w:after="0" w:line="260" w:lineRule="exact"/>
+            </w:pPr>
+            <w:r>
+              <w:rPr>
+                <w:rFonts w:ascii="Times New Roman" w:hAnsi="Times New Roman" w:eastAsia="標楷體"/>
+                <w:b/>
+                <w:color w:val="1A1A1A"/>
+                <w:sz w:val="19"/>
+              </w:rPr>
+              <w:t>設定</w:t>
+            </w:r>
+          </w:p>
+        </w:tc>
+        <w:tc>
+          <w:tcPr>
+            <w:tcW w:type="dxa" w:w="2268"/>
+            <w:shd w:val="clear" w:fill="EFEFEF"/>
+          </w:tcPr>
+          <w:p>
+            <w:pPr>
+              <w:spacing w:after="0" w:line="260" w:lineRule="exact"/>
+            </w:pPr>
+            <w:r>
+              <w:rPr>
+                <w:rFonts w:ascii="Times New Roman" w:hAnsi="Times New Roman" w:eastAsia="標楷體"/>
+                <w:b/>
+                <w:color w:val="1A1A1A"/>
+                <w:sz w:val="19"/>
+              </w:rPr>
+              <w:t>得到的 r̄_b</w:t>
+            </w:r>
+          </w:p>
+        </w:tc>
+        <w:tc>
+          <w:tcPr>
+            <w:tcW w:type="dxa" w:w="2268"/>
+            <w:shd w:val="clear" w:fill="EFEFEF"/>
+          </w:tcPr>
+          <w:p>
+            <w:pPr>
+              <w:spacing w:after="0" w:line="260" w:lineRule="exact"/>
+            </w:pPr>
+            <w:r>
+              <w:rPr>
+                <w:rFonts w:ascii="Times New Roman" w:hAnsi="Times New Roman" w:eastAsia="標楷體"/>
+                <w:b/>
+                <w:color w:val="1A1A1A"/>
+                <w:sz w:val="19"/>
+              </w:rPr>
+              <w:t>δ 的形狀相關係數</w:t>
+            </w:r>
+          </w:p>
+        </w:tc>
+        <w:tc>
+          <w:tcPr>
+            <w:tcW w:type="dxa" w:w="2268"/>
+            <w:shd w:val="clear" w:fill="EFEFEF"/>
+          </w:tcPr>
+          <w:p>
+            <w:pPr>
+              <w:spacing w:after="0" w:line="260" w:lineRule="exact"/>
+            </w:pPr>
+            <w:r>
+              <w:rPr>
+                <w:rFonts w:ascii="Times New Roman" w:hAnsi="Times New Roman" w:eastAsia="標楷體"/>
+                <w:b/>
+                <w:color w:val="1A1A1A"/>
+                <w:sz w:val="19"/>
+              </w:rPr>
+              <w:t>週期內衰減倍數</w:t>
+            </w:r>
+          </w:p>
+        </w:tc>
+      </w:tr>
+      <w:tr>
+        <w:tc>
+          <w:tcPr>
+            <w:tcW w:type="dxa" w:w="2268"/>
+          </w:tcPr>
+          <w:p>
+            <w:pPr>
+              <w:spacing w:after="0" w:line="260" w:lineRule="exact"/>
+            </w:pPr>
+            <w:r>
+              <w:rPr>
+                <w:rFonts w:ascii="Times New Roman" w:hAnsi="Times New Roman" w:eastAsia="標楷體"/>
+                <w:b w:val="0"/>
+                <w:color w:val="1A1A1A"/>
+                <w:sz w:val="19"/>
+              </w:rPr>
+              <w:t>不加限制（令網路自行決定）</w:t>
+            </w:r>
+          </w:p>
+        </w:tc>
+        <w:tc>
+          <w:tcPr>
+            <w:tcW w:type="dxa" w:w="2268"/>
+          </w:tcPr>
+          <w:p>
+            <w:pPr>
+              <w:spacing w:after="0" w:line="260" w:lineRule="exact"/>
+            </w:pPr>
+            <w:r>
+              <w:rPr>
+                <w:rFonts w:ascii="Times New Roman" w:hAnsi="Times New Roman" w:eastAsia="標楷體"/>
+                <w:b w:val="0"/>
+                <w:color w:val="1A1A1A"/>
+                <w:sz w:val="19"/>
+              </w:rPr>
+              <w:t>0.00020</w:t>
+            </w:r>
+          </w:p>
+        </w:tc>
+        <w:tc>
+          <w:tcPr>
+            <w:tcW w:type="dxa" w:w="2268"/>
+          </w:tcPr>
+          <w:p>
+            <w:pPr>
+              <w:spacing w:after="0" w:line="260" w:lineRule="exact"/>
+            </w:pPr>
+            <w:r>
+              <w:rPr>
+                <w:rFonts w:ascii="Times New Roman" w:hAnsi="Times New Roman" w:eastAsia="標楷體"/>
+                <w:b/>
+                <w:color w:val="1A1A1A"/>
+                <w:sz w:val="19"/>
+              </w:rPr>
+              <w:t>−0.906</w:t>
+            </w:r>
+          </w:p>
+        </w:tc>
+        <w:tc>
+          <w:tcPr>
+            <w:tcW w:type="dxa" w:w="2268"/>
+          </w:tcPr>
+          <w:p>
+            <w:pPr>
+              <w:spacing w:after="0" w:line="260" w:lineRule="exact"/>
+            </w:pPr>
+            <w:r>
+              <w:rPr>
+                <w:rFonts w:ascii="Times New Roman" w:hAnsi="Times New Roman" w:eastAsia="標楷體"/>
+                <w:b w:val="0"/>
+                <w:color w:val="1A1A1A"/>
+                <w:sz w:val="19"/>
+              </w:rPr>
+              <w:t>0.8</w:t>
+            </w:r>
+          </w:p>
+        </w:tc>
+      </w:tr>
+      <w:tr>
+        <w:tc>
+          <w:tcPr>
+            <w:tcW w:type="dxa" w:w="2268"/>
+          </w:tcPr>
+          <w:p>
+            <w:pPr>
+              <w:spacing w:after="0" w:line="260" w:lineRule="exact"/>
+            </w:pPr>
+            <w:r>
+              <w:rPr>
+                <w:rFonts w:ascii="Times New Roman" w:hAnsi="Times New Roman" w:eastAsia="標楷體"/>
+                <w:b w:val="0"/>
+                <w:color w:val="1A1A1A"/>
+                <w:sz w:val="19"/>
+              </w:rPr>
+              <w:t>將 r̄_b 釘在真值 0.00502</w:t>
+            </w:r>
+          </w:p>
+        </w:tc>
+        <w:tc>
+          <w:tcPr>
+            <w:tcW w:type="dxa" w:w="2268"/>
+          </w:tcPr>
+          <w:p>
+            <w:pPr>
+              <w:spacing w:after="0" w:line="260" w:lineRule="exact"/>
+            </w:pPr>
+            <w:r>
+              <w:rPr>
+                <w:rFonts w:ascii="Times New Roman" w:hAnsi="Times New Roman" w:eastAsia="標楷體"/>
+                <w:b w:val="0"/>
+                <w:color w:val="1A1A1A"/>
+                <w:sz w:val="19"/>
+              </w:rPr>
+              <w:t>0.00502</w:t>
+            </w:r>
+          </w:p>
+        </w:tc>
+        <w:tc>
+          <w:tcPr>
+            <w:tcW w:type="dxa" w:w="2268"/>
+          </w:tcPr>
+          <w:p>
+            <w:pPr>
+              <w:spacing w:after="0" w:line="260" w:lineRule="exact"/>
+            </w:pPr>
+            <w:r>
+              <w:rPr>
+                <w:rFonts w:ascii="Times New Roman" w:hAnsi="Times New Roman" w:eastAsia="標楷體"/>
+                <w:b/>
+                <w:color w:val="1A1A1A"/>
+                <w:sz w:val="19"/>
+              </w:rPr>
+              <w:t>+0.972</w:t>
+            </w:r>
+          </w:p>
+        </w:tc>
+        <w:tc>
+          <w:tcPr>
+            <w:tcW w:type="dxa" w:w="2268"/>
+          </w:tcPr>
+          <w:p>
+            <w:pPr>
+              <w:spacing w:after="0" w:line="260" w:lineRule="exact"/>
+            </w:pPr>
+            <w:r>
+              <w:rPr>
+                <w:rFonts w:ascii="Times New Roman" w:hAnsi="Times New Roman" w:eastAsia="標楷體"/>
+                <w:b w:val="0"/>
+                <w:color w:val="1A1A1A"/>
+                <w:sz w:val="19"/>
+              </w:rPr>
+              <w:t>1.1</w:t>
+            </w:r>
+          </w:p>
+        </w:tc>
+      </w:tr>
+      <w:tr>
+        <w:tc>
+          <w:tcPr>
+            <w:tcW w:type="dxa" w:w="2268"/>
+          </w:tcPr>
+          <w:p>
+            <w:pPr>
+              <w:spacing w:after="0" w:line="260" w:lineRule="exact"/>
+            </w:pPr>
+            <w:r>
+              <w:rPr>
+                <w:rFonts w:ascii="Times New Roman" w:hAnsi="Times New Roman" w:eastAsia="標楷體"/>
+                <w:b w:val="0"/>
+                <w:color w:val="1A1A1A"/>
+                <w:sz w:val="19"/>
+              </w:rPr>
+              <w:t>（真值）</w:t>
+            </w:r>
+          </w:p>
+        </w:tc>
+        <w:tc>
+          <w:tcPr>
+            <w:tcW w:type="dxa" w:w="2268"/>
+          </w:tcPr>
+          <w:p>
+            <w:pPr>
+              <w:spacing w:after="0" w:line="260" w:lineRule="exact"/>
+            </w:pPr>
+            <w:r>
+              <w:rPr>
+                <w:rFonts w:ascii="Times New Roman" w:hAnsi="Times New Roman" w:eastAsia="標楷體"/>
+                <w:b w:val="0"/>
+                <w:color w:val="1A1A1A"/>
+                <w:sz w:val="19"/>
+              </w:rPr>
+              <w:t>0.00502</w:t>
+            </w:r>
+          </w:p>
+        </w:tc>
+        <w:tc>
+          <w:tcPr>
+            <w:tcW w:type="dxa" w:w="2268"/>
+          </w:tcPr>
+          <w:p>
+            <w:pPr>
+              <w:spacing w:after="0" w:line="260" w:lineRule="exact"/>
+            </w:pPr>
+            <w:r>
+              <w:rPr>
+                <w:rFonts w:ascii="Times New Roman" w:hAnsi="Times New Roman" w:eastAsia="標楷體"/>
+                <w:b w:val="0"/>
+                <w:color w:val="1A1A1A"/>
+                <w:sz w:val="19"/>
+              </w:rPr>
+              <w:t>+1.000</w:t>
+            </w:r>
+          </w:p>
+        </w:tc>
+        <w:tc>
+          <w:tcPr>
+            <w:tcW w:type="dxa" w:w="2268"/>
+          </w:tcPr>
+          <w:p>
+            <w:pPr>
+              <w:spacing w:after="0" w:line="260" w:lineRule="exact"/>
+            </w:pPr>
+            <w:r>
+              <w:rPr>
+                <w:rFonts w:ascii="Times New Roman" w:hAnsi="Times New Roman" w:eastAsia="標楷體"/>
+                <w:b w:val="0"/>
+                <w:color w:val="1A1A1A"/>
+                <w:sz w:val="19"/>
+              </w:rPr>
+              <w:t>8.2</w:t>
+            </w:r>
+          </w:p>
+        </w:tc>
+      </w:tr>
+    </w:tbl>
+    <w:p>
+      <w:pPr>
+        <w:spacing w:after="80"/>
+      </w:pPr>
+    </w:p>
+    <w:p>
+      <w:pPr>
+        <w:spacing w:before="0" w:after="100" w:line="320" w:lineRule="exact"/>
+        <w:ind w:left="0"/>
+      </w:pPr>
       <w:r>
         <w:rPr>
           <w:rFonts w:ascii="Times New Roman" w:hAnsi="Times New Roman" w:eastAsia="標楷體"/>
@@ -4940,7 +6321,7 @@
           <w:color w:val="1A1A1A"/>
           <w:sz w:val="22"/>
         </w:rPr>
-        <w:t>：四種 λ 皆給出 kLa = 0.12 ~ 0.13 /hr，與現行模型的 0.15 /hr 相符。</w:t>
+        <w:t>不加限制時，推得的 δ 形狀與真值</w:t>
       </w:r>
       <w:r>
         <w:rPr>
@@ -4949,7 +6330,582 @@
           <w:color w:val="1A1A1A"/>
           <w:sz w:val="22"/>
         </w:rPr>
-        <w:t>PINN 可用於估計物理時間常數，不可用於估計生物速率。</w:t>
+        <w:t>方向相反</w:t>
+      </w:r>
+      <w:r>
+        <w:rPr>
+          <w:rFonts w:ascii="Times New Roman" w:hAnsi="Times New Roman" w:eastAsia="標楷體"/>
+          <w:b w:val="0"/>
+          <w:color w:val="1A1A1A"/>
+          <w:sz w:val="22"/>
+        </w:rPr>
+        <w:t>（−0.906）——此即傳染的具體表現。釘住常數部分後形狀即回復（+0.972），假說獲得支持。</w:t>
+      </w:r>
+    </w:p>
+    <w:p>
+      <w:pPr>
+        <w:spacing w:before="0" w:after="100" w:line="320" w:lineRule="exact"/>
+        <w:ind w:left="0"/>
+      </w:pPr>
+      <w:r>
+        <w:rPr>
+          <w:rFonts w:ascii="Times New Roman" w:hAnsi="Times New Roman" w:eastAsia="標楷體"/>
+          <w:b w:val="0"/>
+          <w:color w:val="1A1A1A"/>
+          <w:sz w:val="22"/>
+        </w:rPr>
+        <w:t>惟</w:t>
+      </w:r>
+      <w:r>
+        <w:rPr>
+          <w:rFonts w:ascii="Times New Roman" w:hAnsi="Times New Roman" w:eastAsia="標楷體"/>
+          <w:b/>
+          <w:color w:val="1A1A1A"/>
+          <w:sz w:val="22"/>
+        </w:rPr>
+        <w:t>振幅仍受平滑先驗壓縮</w:t>
+      </w:r>
+      <w:r>
+        <w:rPr>
+          <w:rFonts w:ascii="Times New Roman" w:hAnsi="Times New Roman" w:eastAsia="標楷體"/>
+          <w:b w:val="0"/>
+          <w:color w:val="1A1A1A"/>
+          <w:sz w:val="22"/>
+        </w:rPr>
+        <w:t>（衰減 1.1 倍，真值為 8.2 倍）：形狀可回復，振幅則否。此為第三層、性質又不同的限制。</w:t>
+      </w:r>
+    </w:p>
+    <w:p>
+      <w:pPr>
+        <w:spacing w:before="280" w:after="120" w:line="320" w:lineRule="exact"/>
+        <w:ind w:left="0"/>
+      </w:pPr>
+      <w:r>
+        <w:rPr>
+          <w:rFonts w:ascii="Times New Roman" w:hAnsi="Times New Roman" w:eastAsia="標楷體"/>
+          <w:b/>
+          <w:color w:val="B03030"/>
+          <w:sz w:val="23"/>
+        </w:rPr>
+        <w:t>3.6.5 結論</w:t>
+      </w:r>
+    </w:p>
+    <w:p>
+      <w:pPr>
+        <w:spacing w:before="0" w:after="100" w:line="320" w:lineRule="exact"/>
+        <w:ind w:left="0"/>
+      </w:pPr>
+      <w:r>
+        <w:rPr>
+          <w:rFonts w:ascii="Times New Roman" w:hAnsi="Times New Roman" w:eastAsia="標楷體"/>
+          <w:b w:val="0"/>
+          <w:color w:val="1A1A1A"/>
+          <w:sz w:val="22"/>
+        </w:rPr>
+        <w:t>本案 PINN 的失敗來自三個</w:t>
+      </w:r>
+      <w:r>
+        <w:rPr>
+          <w:rFonts w:ascii="Times New Roman" w:hAnsi="Times New Roman" w:eastAsia="標楷體"/>
+          <w:b/>
+          <w:color w:val="1A1A1A"/>
+          <w:sz w:val="22"/>
+        </w:rPr>
+        <w:t>彼此獨立</w:t>
+      </w:r>
+      <w:r>
+        <w:rPr>
+          <w:rFonts w:ascii="Times New Roman" w:hAnsi="Times New Roman" w:eastAsia="標楷體"/>
+          <w:b w:val="0"/>
+          <w:color w:val="1A1A1A"/>
+          <w:sz w:val="22"/>
+        </w:rPr>
+        <w:t>的原因，處置方式各不相同：</w:t>
+      </w:r>
+    </w:p>
+    <w:tbl>
+      <w:tblPr>
+        <w:tblW w:type="auto" w:w="0"/>
+        <w:tblLook w:firstColumn="1" w:firstRow="1" w:lastColumn="0" w:lastRow="0" w:noHBand="0" w:noVBand="1" w:val="04A0"/>
+        <w:tblBorders>
+          <w:top w:val="single" w:sz="4" w:color="BFBFBF"/>
+          <w:left w:val="single" w:sz="4" w:color="BFBFBF"/>
+          <w:bottom w:val="single" w:sz="4" w:color="BFBFBF"/>
+          <w:right w:val="single" w:sz="4" w:color="BFBFBF"/>
+          <w:insideH w:val="single" w:sz="4" w:color="BFBFBF"/>
+          <w:insideV w:val="single" w:sz="4" w:color="BFBFBF"/>
+        </w:tblBorders>
+      </w:tblPr>
+      <w:tblGrid>
+        <w:gridCol w:w="2268"/>
+        <w:gridCol w:w="2268"/>
+        <w:gridCol w:w="2268"/>
+        <w:gridCol w:w="2268"/>
+      </w:tblGrid>
+      <w:tr>
+        <w:tc>
+          <w:tcPr>
+            <w:tcW w:type="dxa" w:w="2268"/>
+            <w:shd w:val="clear" w:fill="EFEFEF"/>
+          </w:tcPr>
+          <w:p>
+            <w:pPr>
+              <w:spacing w:after="0" w:line="260" w:lineRule="exact"/>
+            </w:pPr>
+            <w:r>
+              <w:rPr>
+                <w:rFonts w:ascii="Times New Roman" w:hAnsi="Times New Roman" w:eastAsia="標楷體"/>
+                <w:b/>
+                <w:color w:val="1A1A1A"/>
+                <w:sz w:val="19"/>
+              </w:rPr>
+              <w:t>#</w:t>
+            </w:r>
+          </w:p>
+        </w:tc>
+        <w:tc>
+          <w:tcPr>
+            <w:tcW w:type="dxa" w:w="2268"/>
+            <w:shd w:val="clear" w:fill="EFEFEF"/>
+          </w:tcPr>
+          <w:p>
+            <w:pPr>
+              <w:spacing w:after="0" w:line="260" w:lineRule="exact"/>
+            </w:pPr>
+            <w:r>
+              <w:rPr>
+                <w:rFonts w:ascii="Times New Roman" w:hAnsi="Times New Roman" w:eastAsia="標楷體"/>
+                <w:b/>
+                <w:color w:val="1A1A1A"/>
+                <w:sz w:val="19"/>
+              </w:rPr>
+              <w:t>原因</w:t>
+            </w:r>
+          </w:p>
+        </w:tc>
+        <w:tc>
+          <w:tcPr>
+            <w:tcW w:type="dxa" w:w="2268"/>
+            <w:shd w:val="clear" w:fill="EFEFEF"/>
+          </w:tcPr>
+          <w:p>
+            <w:pPr>
+              <w:spacing w:after="0" w:line="260" w:lineRule="exact"/>
+            </w:pPr>
+            <w:r>
+              <w:rPr>
+                <w:rFonts w:ascii="Times New Roman" w:hAnsi="Times New Roman" w:eastAsia="標楷體"/>
+                <w:b/>
+                <w:color w:val="1A1A1A"/>
+                <w:sz w:val="19"/>
+              </w:rPr>
+              <w:t>性質</w:t>
+            </w:r>
+          </w:p>
+        </w:tc>
+        <w:tc>
+          <w:tcPr>
+            <w:tcW w:type="dxa" w:w="2268"/>
+            <w:shd w:val="clear" w:fill="EFEFEF"/>
+          </w:tcPr>
+          <w:p>
+            <w:pPr>
+              <w:spacing w:after="0" w:line="260" w:lineRule="exact"/>
+            </w:pPr>
+            <w:r>
+              <w:rPr>
+                <w:rFonts w:ascii="Times New Roman" w:hAnsi="Times New Roman" w:eastAsia="標楷體"/>
+                <w:b/>
+                <w:color w:val="1A1A1A"/>
+                <w:sz w:val="19"/>
+              </w:rPr>
+              <w:t>可否改善</w:t>
+            </w:r>
+          </w:p>
+        </w:tc>
+      </w:tr>
+      <w:tr>
+        <w:tc>
+          <w:tcPr>
+            <w:tcW w:type="dxa" w:w="2268"/>
+          </w:tcPr>
+          <w:p>
+            <w:pPr>
+              <w:spacing w:after="0" w:line="260" w:lineRule="exact"/>
+            </w:pPr>
+            <w:r>
+              <w:rPr>
+                <w:rFonts w:ascii="Times New Roman" w:hAnsi="Times New Roman" w:eastAsia="標楷體"/>
+                <w:b w:val="0"/>
+                <w:color w:val="1A1A1A"/>
+                <w:sz w:val="19"/>
+              </w:rPr>
+              <w:t>1</w:t>
+            </w:r>
+          </w:p>
+        </w:tc>
+        <w:tc>
+          <w:tcPr>
+            <w:tcW w:type="dxa" w:w="2268"/>
+          </w:tcPr>
+          <w:p>
+            <w:pPr>
+              <w:spacing w:after="0" w:line="260" w:lineRule="exact"/>
+            </w:pPr>
+            <w:r>
+              <w:rPr>
+                <w:rFonts w:ascii="Times New Roman" w:hAnsi="Times New Roman" w:eastAsia="標楷體"/>
+                <w:b w:val="0"/>
+                <w:color w:val="1A1A1A"/>
+                <w:sz w:val="19"/>
+              </w:rPr>
+              <w:t>r̄_b 與 P_eq 結構性簡併</w:t>
+            </w:r>
+          </w:p>
+        </w:tc>
+        <w:tc>
+          <w:tcPr>
+            <w:tcW w:type="dxa" w:w="2268"/>
+          </w:tcPr>
+          <w:p>
+            <w:pPr>
+              <w:spacing w:after="0" w:line="260" w:lineRule="exact"/>
+            </w:pPr>
+            <w:r>
+              <w:rPr>
+                <w:rFonts w:ascii="Times New Roman" w:hAnsi="Times New Roman" w:eastAsia="標楷體"/>
+                <w:b w:val="0"/>
+                <w:color w:val="1A1A1A"/>
+                <w:sz w:val="19"/>
+              </w:rPr>
+              <w:t>物理／數學</w:t>
+            </w:r>
+          </w:p>
+        </w:tc>
+        <w:tc>
+          <w:tcPr>
+            <w:tcW w:type="dxa" w:w="2268"/>
+          </w:tcPr>
+          <w:p>
+            <w:pPr>
+              <w:spacing w:after="0" w:line="260" w:lineRule="exact"/>
+            </w:pPr>
+            <w:r>
+              <w:rPr>
+                <w:rFonts w:ascii="Times New Roman" w:hAnsi="Times New Roman" w:eastAsia="標楷體"/>
+                <w:b/>
+                <w:color w:val="1A1A1A"/>
+                <w:sz w:val="19"/>
+              </w:rPr>
+              <w:t>不可</w:t>
+            </w:r>
+            <w:r>
+              <w:rPr>
+                <w:rFonts w:ascii="Times New Roman" w:hAnsi="Times New Roman" w:eastAsia="標楷體"/>
+                <w:b w:val="0"/>
+                <w:color w:val="1A1A1A"/>
+                <w:sz w:val="19"/>
+              </w:rPr>
+              <w:t>。需獨立量得其中之一</w:t>
+            </w:r>
+          </w:p>
+        </w:tc>
+      </w:tr>
+      <w:tr>
+        <w:tc>
+          <w:tcPr>
+            <w:tcW w:type="dxa" w:w="2268"/>
+          </w:tcPr>
+          <w:p>
+            <w:pPr>
+              <w:spacing w:after="0" w:line="260" w:lineRule="exact"/>
+            </w:pPr>
+            <w:r>
+              <w:rPr>
+                <w:rFonts w:ascii="Times New Roman" w:hAnsi="Times New Roman" w:eastAsia="標楷體"/>
+                <w:b w:val="0"/>
+                <w:color w:val="1A1A1A"/>
+                <w:sz w:val="19"/>
+              </w:rPr>
+              <w:t>2</w:t>
+            </w:r>
+          </w:p>
+        </w:tc>
+        <w:tc>
+          <w:tcPr>
+            <w:tcW w:type="dxa" w:w="2268"/>
+          </w:tcPr>
+          <w:p>
+            <w:pPr>
+              <w:spacing w:after="0" w:line="260" w:lineRule="exact"/>
+            </w:pPr>
+            <w:r>
+              <w:rPr>
+                <w:rFonts w:ascii="Times New Roman" w:hAnsi="Times New Roman" w:eastAsia="標楷體"/>
+                <w:b w:val="0"/>
+                <w:color w:val="1A1A1A"/>
+                <w:sz w:val="19"/>
+              </w:rPr>
+              <w:t>非負約束將簡併傳染給 δ(t)</w:t>
+            </w:r>
+          </w:p>
+        </w:tc>
+        <w:tc>
+          <w:tcPr>
+            <w:tcW w:type="dxa" w:w="2268"/>
+          </w:tcPr>
+          <w:p>
+            <w:pPr>
+              <w:spacing w:after="0" w:line="260" w:lineRule="exact"/>
+            </w:pPr>
+            <w:r>
+              <w:rPr>
+                <w:rFonts w:ascii="Times New Roman" w:hAnsi="Times New Roman" w:eastAsia="標楷體"/>
+                <w:b w:val="0"/>
+                <w:color w:val="1A1A1A"/>
+                <w:sz w:val="19"/>
+              </w:rPr>
+              <w:t>實作選擇</w:t>
+            </w:r>
+          </w:p>
+        </w:tc>
+        <w:tc>
+          <w:tcPr>
+            <w:tcW w:type="dxa" w:w="2268"/>
+          </w:tcPr>
+          <w:p>
+            <w:pPr>
+              <w:spacing w:after="0" w:line="260" w:lineRule="exact"/>
+            </w:pPr>
+            <w:r>
+              <w:rPr>
+                <w:rFonts w:ascii="Times New Roman" w:hAnsi="Times New Roman" w:eastAsia="標楷體"/>
+                <w:b/>
+                <w:color w:val="1A1A1A"/>
+                <w:sz w:val="19"/>
+              </w:rPr>
+              <w:t>可</w:t>
+            </w:r>
+            <w:r>
+              <w:rPr>
+                <w:rFonts w:ascii="Times New Roman" w:hAnsi="Times New Roman" w:eastAsia="標楷體"/>
+                <w:b w:val="0"/>
+                <w:color w:val="1A1A1A"/>
+                <w:sz w:val="19"/>
+              </w:rPr>
+              <w:t>。釘住 r̄_b 即解除</w:t>
+            </w:r>
+          </w:p>
+        </w:tc>
+      </w:tr>
+      <w:tr>
+        <w:tc>
+          <w:tcPr>
+            <w:tcW w:type="dxa" w:w="2268"/>
+          </w:tcPr>
+          <w:p>
+            <w:pPr>
+              <w:spacing w:after="0" w:line="260" w:lineRule="exact"/>
+            </w:pPr>
+            <w:r>
+              <w:rPr>
+                <w:rFonts w:ascii="Times New Roman" w:hAnsi="Times New Roman" w:eastAsia="標楷體"/>
+                <w:b w:val="0"/>
+                <w:color w:val="1A1A1A"/>
+                <w:sz w:val="19"/>
+              </w:rPr>
+              <w:t>3</w:t>
+            </w:r>
+          </w:p>
+        </w:tc>
+        <w:tc>
+          <w:tcPr>
+            <w:tcW w:type="dxa" w:w="2268"/>
+          </w:tcPr>
+          <w:p>
+            <w:pPr>
+              <w:spacing w:after="0" w:line="260" w:lineRule="exact"/>
+            </w:pPr>
+            <w:r>
+              <w:rPr>
+                <w:rFonts w:ascii="Times New Roman" w:hAnsi="Times New Roman" w:eastAsia="標楷體"/>
+                <w:b w:val="0"/>
+                <w:color w:val="1A1A1A"/>
+                <w:sz w:val="19"/>
+              </w:rPr>
+              <w:t>平滑先驗壓縮 δ 的振幅</w:t>
+            </w:r>
+          </w:p>
+        </w:tc>
+        <w:tc>
+          <w:tcPr>
+            <w:tcW w:type="dxa" w:w="2268"/>
+          </w:tcPr>
+          <w:p>
+            <w:pPr>
+              <w:spacing w:after="0" w:line="260" w:lineRule="exact"/>
+            </w:pPr>
+            <w:r>
+              <w:rPr>
+                <w:rFonts w:ascii="Times New Roman" w:hAnsi="Times New Roman" w:eastAsia="標楷體"/>
+                <w:b w:val="0"/>
+                <w:color w:val="1A1A1A"/>
+                <w:sz w:val="19"/>
+              </w:rPr>
+              <w:t>實作選擇</w:t>
+            </w:r>
+          </w:p>
+        </w:tc>
+        <w:tc>
+          <w:tcPr>
+            <w:tcW w:type="dxa" w:w="2268"/>
+          </w:tcPr>
+          <w:p>
+            <w:pPr>
+              <w:spacing w:after="0" w:line="260" w:lineRule="exact"/>
+            </w:pPr>
+            <w:r>
+              <w:rPr>
+                <w:rFonts w:ascii="Times New Roman" w:hAnsi="Times New Roman" w:eastAsia="標楷體"/>
+                <w:b/>
+                <w:color w:val="1A1A1A"/>
+                <w:sz w:val="19"/>
+              </w:rPr>
+              <w:t>可</w:t>
+            </w:r>
+            <w:r>
+              <w:rPr>
+                <w:rFonts w:ascii="Times New Roman" w:hAnsi="Times New Roman" w:eastAsia="標楷體"/>
+                <w:b w:val="0"/>
+                <w:color w:val="1A1A1A"/>
+                <w:sz w:val="19"/>
+              </w:rPr>
+              <w:t>。惟須另定 λ 的選法</w:t>
+            </w:r>
+          </w:p>
+        </w:tc>
+      </w:tr>
+    </w:tbl>
+    <w:p>
+      <w:pPr>
+        <w:spacing w:after="80"/>
+      </w:pPr>
+    </w:p>
+    <w:p>
+      <w:pPr>
+        <w:spacing w:before="0" w:after="100" w:line="320" w:lineRule="exact"/>
+        <w:ind w:left="0"/>
+      </w:pPr>
+      <w:r>
+        <w:rPr>
+          <w:rFonts w:ascii="Times New Roman" w:hAnsi="Times New Roman" w:eastAsia="標楷體"/>
+          <w:b/>
+          <w:color w:val="1A1A1A"/>
+          <w:sz w:val="22"/>
+        </w:rPr>
+        <w:t>故正確的敘述是</w:t>
+      </w:r>
+      <w:r>
+        <w:rPr>
+          <w:rFonts w:ascii="Times New Roman" w:hAnsi="Times New Roman" w:eastAsia="標楷體"/>
+          <w:b w:val="0"/>
+          <w:color w:val="1A1A1A"/>
+          <w:sz w:val="22"/>
+        </w:rPr>
+        <w:t>：由壓力單一通道</w:t>
+      </w:r>
+      <w:r>
+        <w:rPr>
+          <w:rFonts w:ascii="Times New Roman" w:hAnsi="Times New Roman" w:eastAsia="標楷體"/>
+          <w:b/>
+          <w:color w:val="1A1A1A"/>
+          <w:sz w:val="22"/>
+        </w:rPr>
+        <w:t>無法決定生物速率的絕對大小</w:t>
+      </w:r>
+      <w:r>
+        <w:rPr>
+          <w:rFonts w:ascii="Times New Roman" w:hAnsi="Times New Roman" w:eastAsia="標楷體"/>
+          <w:b w:val="0"/>
+          <w:color w:val="1A1A1A"/>
+          <w:sz w:val="22"/>
+        </w:rPr>
+        <w:t>（原因 1，無解）；但若能由他法獨立定出 r̄_b，則其</w:t>
+      </w:r>
+      <w:r>
+        <w:rPr>
+          <w:rFonts w:ascii="Times New Roman" w:hAnsi="Times New Roman" w:eastAsia="標楷體"/>
+          <w:b/>
+          <w:color w:val="1A1A1A"/>
+          <w:sz w:val="22"/>
+        </w:rPr>
+        <w:t>時間變化的形狀</w:t>
+      </w:r>
+      <w:r>
+        <w:rPr>
+          <w:rFonts w:ascii="Times New Roman" w:hAnsi="Times New Roman" w:eastAsia="標楷體"/>
+          <w:b w:val="0"/>
+          <w:color w:val="1A1A1A"/>
+          <w:sz w:val="22"/>
+        </w:rPr>
+        <w:t>是可以回推的（原因 2、3 可解）。</w:t>
+      </w:r>
+    </w:p>
+    <w:p>
+      <w:pPr>
+        <w:spacing w:before="0" w:after="100" w:line="320" w:lineRule="exact"/>
+        <w:ind w:left="0"/>
+      </w:pPr>
+      <w:r>
+        <w:rPr>
+          <w:rFonts w:ascii="Times New Roman" w:hAnsi="Times New Roman" w:eastAsia="標楷體"/>
+          <w:b w:val="0"/>
+          <w:color w:val="1A1A1A"/>
+          <w:sz w:val="22"/>
+        </w:rPr>
+        <w:t>此點具直接的實務意義：本專案已有一個獨立的 r̄_b 估計——泵停期的壓降速率 r_off ≈ 0.0095 kg/cm²/hr（</w:t>
+      </w:r>
+      <w:r>
+        <w:rPr>
+          <w:rFonts w:ascii="Consolas" w:hAnsi="Consolas" w:eastAsia="標楷體"/>
+          <w:b w:val="0"/>
+          <w:color w:val="555555"/>
+          <w:sz w:val="21"/>
+        </w:rPr>
+        <w:t>pump_mode_split.py</w:t>
+      </w:r>
+      <w:r>
+        <w:rPr>
+          <w:rFonts w:ascii="Times New Roman" w:hAnsi="Times New Roman" w:eastAsia="標楷體"/>
+          <w:b w:val="0"/>
+          <w:color w:val="1A1A1A"/>
+          <w:sz w:val="22"/>
+        </w:rPr>
+        <w:t>，三批次分別為 0.0100 / 0.0104 / 0.0090，與氣泵週期無關）。以該值釘住常數部分後再行回推 δ(t)，是本方向唯一尚未嘗試且有機會成立的作法。</w:t>
+      </w:r>
+    </w:p>
+    <w:p>
+      <w:pPr>
+        <w:spacing w:before="0" w:after="100" w:line="320" w:lineRule="exact"/>
+        <w:ind w:left="0"/>
+      </w:pPr>
+      <w:r>
+        <w:rPr>
+          <w:rFonts w:ascii="Times New Roman" w:hAnsi="Times New Roman" w:eastAsia="標楷體"/>
+          <w:b/>
+          <w:color w:val="1A1A1A"/>
+          <w:sz w:val="22"/>
+        </w:rPr>
+        <w:t>但須注意</w:t>
+      </w:r>
+      <w:r>
+        <w:rPr>
+          <w:rFonts w:ascii="Times New Roman" w:hAnsi="Times New Roman" w:eastAsia="標楷體"/>
+          <w:b w:val="0"/>
+          <w:color w:val="1A1A1A"/>
+          <w:sz w:val="22"/>
+        </w:rPr>
+        <w:t>：r_off 本身同樣無法區分「生物」與「氣泵停止期間的質傳下界」，故上述作法只是把不可辨識性推到另一個量上，並未消除它。在氫氣氣密性檢查完成前，此方向不宜投入。</w:t>
       </w:r>
     </w:p>
     <w:p>
@@ -7131,6 +9087,114 @@
           <w:sz w:val="22"/>
         </w:rPr>
         <w:t>5. 分類器能區分碳源充足與中斷兩時期（AUC 0.867），但安慰劑對照（將碳源充足期自行對切）亦達 AUC 0.767，顯示該區分力來自時間漂移而非碳源狀態。</w:t>
+      </w:r>
+    </w:p>
+    <w:p>
+      <w:pPr>
+        <w:spacing w:before="0" w:after="40" w:line="320" w:lineRule="exact"/>
+        <w:ind w:left="340"/>
+      </w:pPr>
+      <w:r>
+        <w:rPr>
+          <w:rFonts w:ascii="Times New Roman" w:hAnsi="Times New Roman" w:eastAsia="標楷體"/>
+          <w:b w:val="0"/>
+          <w:color w:val="1A1A1A"/>
+          <w:sz w:val="22"/>
+        </w:rPr>
+        <w:t xml:space="preserve">6. </w:t>
+      </w:r>
+      <w:r>
+        <w:rPr>
+          <w:rFonts w:ascii="Times New Roman" w:hAnsi="Times New Roman" w:eastAsia="標楷體"/>
+          <w:b/>
+          <w:color w:val="1A1A1A"/>
+          <w:sz w:val="22"/>
+        </w:rPr>
+        <w:t>PINN 的最佳化未收斂，卻被讀成方法的性質（本報告初版 3.6 節）。</w:t>
+      </w:r>
+      <w:r>
+        <w:rPr>
+          <w:rFonts w:ascii="Times New Roman" w:hAnsi="Times New Roman" w:eastAsia="標楷體"/>
+          <w:b w:val="0"/>
+          <w:color w:val="1A1A1A"/>
+          <w:sz w:val="22"/>
+        </w:rPr>
+        <w:t>Adam 迭代 4,000 次時擬合誤差 0.030 kg/cm²，而雜訊與量化決定的下限僅 0.0049，相差六倍。據此得到的「交叉驗證會系統性選錯」與「k_La 穩定於 0.12~0.13 /hr」均已撤回。</w:t>
+      </w:r>
+      <w:r>
+        <w:rPr>
+          <w:rFonts w:ascii="Times New Roman" w:hAnsi="Times New Roman" w:eastAsia="標楷體"/>
+          <w:b/>
+          <w:color w:val="1A1A1A"/>
+          <w:sz w:val="22"/>
+        </w:rPr>
+        <w:t>未收斂與不可辨識在外觀上幾乎相同</w:t>
+      </w:r>
+      <w:r>
+        <w:rPr>
+          <w:rFonts w:ascii="Times New Roman" w:hAnsi="Times New Roman" w:eastAsia="標楷體"/>
+          <w:b w:val="0"/>
+          <w:color w:val="1A1A1A"/>
+          <w:sz w:val="22"/>
+        </w:rPr>
+        <w:t>，因此任何擬合結果均應與雜訊下限並列報告。更正後的結論反而更強：簡併可由代數直接證明，不需依賴模擬器。</w:t>
+      </w:r>
+    </w:p>
+    <w:p>
+      <w:pPr>
+        <w:spacing w:before="0" w:after="40" w:line="320" w:lineRule="exact"/>
+        <w:ind w:left="340"/>
+      </w:pPr>
+      <w:r>
+        <w:rPr>
+          <w:rFonts w:ascii="Times New Roman" w:hAnsi="Times New Roman" w:eastAsia="標楷體"/>
+          <w:b w:val="0"/>
+          <w:color w:val="1A1A1A"/>
+          <w:sz w:val="22"/>
+        </w:rPr>
+        <w:t>7. 圖與表曾使用不同的估計量（圖取單一隨機起點、表取多起點最佳），導致圖上出現表裡沒有的數字。現已統一。</w:t>
+      </w:r>
+    </w:p>
+    <w:p>
+      <w:pPr>
+        <w:spacing w:before="0" w:after="40" w:line="320" w:lineRule="exact"/>
+        <w:ind w:left="340"/>
+      </w:pPr>
+      <w:r>
+        <w:rPr>
+          <w:rFonts w:ascii="Times New Roman" w:hAnsi="Times New Roman" w:eastAsia="標楷體"/>
+          <w:b w:val="0"/>
+          <w:color w:val="1A1A1A"/>
+          <w:sz w:val="22"/>
+        </w:rPr>
+        <w:t xml:space="preserve">8. </w:t>
+      </w:r>
+      <w:r>
+        <w:rPr>
+          <w:rFonts w:ascii="Times New Roman" w:hAnsi="Times New Roman" w:eastAsia="標楷體"/>
+          <w:b/>
+          <w:color w:val="1A1A1A"/>
+          <w:sz w:val="22"/>
+        </w:rPr>
+        <w:t>把「不可辨識」講得過強。</w:t>
+      </w:r>
+      <w:r>
+        <w:rPr>
+          <w:rFonts w:ascii="Times New Roman" w:hAnsi="Times New Roman" w:eastAsia="標楷體"/>
+          <w:b w:val="0"/>
+          <w:color w:val="1A1A1A"/>
+          <w:sz w:val="22"/>
+        </w:rPr>
+        <w:t xml:space="preserve"> 曾寫成「可辨識的只有組合 A」，等於宣稱生物速率的時間變化也不可辨識。實則該項訊噪比達 6.0，資訊並未低於雜訊；真正的原因是非負約束把簡併從平均值「傳染」給了變動值。量化后才發現（§3.6.4）。</w:t>
+      </w:r>
+      <w:r>
+        <w:rPr>
+          <w:rFonts w:ascii="Times New Roman" w:hAnsi="Times New Roman" w:eastAsia="標楷體"/>
+          <w:b/>
+          <w:color w:val="1A1A1A"/>
+          <w:sz w:val="22"/>
+        </w:rPr>
+        <w:t>教訓：宣稱「資訊不存在」前，必須先把訊噪比算出來。</w:t>
       </w:r>
     </w:p>
     <w:sectPr>

--- a/docs/reports/分析報告_2026-09-21_氫氣流失與壓降歸因_李承育.docx
+++ b/docs/reports/分析報告_2026-09-21_氫氣流失與壓降歸因_李承育.docx
@@ -312,6 +312,66 @@
           <w:sz w:val="22"/>
         </w:rPr>
         <w:t>（統計檢定 p &lt; 0.0001）。</w:t>
+      </w:r>
+    </w:p>
+    <w:p>
+      <w:pPr>
+        <w:spacing w:before="0" w:after="100" w:line="320" w:lineRule="exact"/>
+        <w:ind w:left="0"/>
+      </w:pPr>
+      <w:r>
+        <w:rPr>
+          <w:rFonts w:ascii="Times New Roman" w:hAnsi="Times New Roman" w:eastAsia="標楷體"/>
+          <w:b w:val="0"/>
+          <w:color w:val="1A1A1A"/>
+          <w:sz w:val="22"/>
+        </w:rPr>
+        <w:t xml:space="preserve">⚠ </w:t>
+      </w:r>
+      <w:r>
+        <w:rPr>
+          <w:rFonts w:ascii="Times New Roman" w:hAnsi="Times New Roman" w:eastAsia="標楷體"/>
+          <w:b/>
+          <w:color w:val="1A1A1A"/>
+          <w:sz w:val="22"/>
+        </w:rPr>
+        <w:t>此效果量依賴甲烷讀數的品質</w:t>
+      </w:r>
+      <w:r>
+        <w:rPr>
+          <w:rFonts w:ascii="Times New Roman" w:hAnsi="Times New Roman" w:eastAsia="標楷體"/>
+          <w:b w:val="0"/>
+          <w:color w:val="1A1A1A"/>
+          <w:sz w:val="22"/>
+        </w:rPr>
+        <w:t xml:space="preserve">：氫氣係由差額推算，若把甲烷讀數全部當成零（物理上不可能的最壞情況），比值中位降為 0.332、即進料比的 </w:t>
+      </w:r>
+      <w:r>
+        <w:rPr>
+          <w:rFonts w:ascii="Times New Roman" w:hAnsi="Times New Roman" w:eastAsia="標楷體"/>
+          <w:b/>
+          <w:color w:val="1A1A1A"/>
+          <w:sz w:val="22"/>
+        </w:rPr>
+        <w:t>1.33 倍</w:t>
+      </w:r>
+      <w:r>
+        <w:rPr>
+          <w:rFonts w:ascii="Times New Roman" w:hAnsi="Times New Roman" w:eastAsia="標楷體"/>
+          <w:b w:val="0"/>
+          <w:color w:val="1A1A1A"/>
+          <w:sz w:val="22"/>
+        </w:rPr>
+        <w:t>（25/35，p = 0.0312）。</w:t>
+      </w:r>
+      <w:r>
+        <w:rPr>
+          <w:rFonts w:ascii="Times New Roman" w:hAnsi="Times New Roman" w:eastAsia="標楷體"/>
+          <w:b/>
+          <w:color w:val="1A1A1A"/>
+          <w:sz w:val="22"/>
+        </w:rPr>
+        <w:t>發現的方向穩健，但量級應以 1.33 – 2.79 倍的區間引用（見 §3.2.1）。</w:t>
       </w:r>
     </w:p>
     <w:p>
@@ -2551,35 +2611,17 @@
     </w:p>
     <w:p>
       <w:pPr>
-        <w:spacing w:before="0" w:after="100" w:line="320" w:lineRule="exact"/>
+        <w:spacing w:before="280" w:after="120" w:line="320" w:lineRule="exact"/>
         <w:ind w:left="0"/>
       </w:pPr>
       <w:r>
         <w:rPr>
           <w:rFonts w:ascii="Times New Roman" w:hAnsi="Times New Roman" w:eastAsia="標楷體"/>
           <w:b/>
-          <w:color w:val="1A1A1A"/>
-          <w:sz w:val="22"/>
-        </w:rPr>
-        <w:t>穩健性檢查</w:t>
-      </w:r>
-      <w:r>
-        <w:rPr>
-          <w:rFonts w:ascii="Times New Roman" w:hAnsi="Times New Roman" w:eastAsia="標楷體"/>
-          <w:b w:val="0"/>
-          <w:color w:val="1A1A1A"/>
-          <w:sz w:val="22"/>
-        </w:rPr>
-        <w:t>：此結論不依賴氫氣濃度的推算精度。以 2026-07-30 該次為例，量測到二氧化碳 21.3%、甲烷 34.79%。若殘餘氣體真的維持 1:4，扣除甲烷與水蒸氣後二氧化碳應僅有 12.6%。</w:t>
-      </w:r>
-      <w:r>
-        <w:rPr>
-          <w:rFonts w:ascii="Times New Roman" w:hAnsi="Times New Roman" w:eastAsia="標楷體"/>
-          <w:b/>
-          <w:color w:val="1A1A1A"/>
-          <w:sz w:val="22"/>
-        </w:rPr>
-        <w:t>即使把甲烷讀數全部當成零（最極端的假設），氫氣上限仍只有 78.7%，比值仍為 0.27——二氧化碳的實測值本身就高到與 1:4 不相容。</w:t>
+          <w:color w:val="B03030"/>
+          <w:sz w:val="23"/>
+        </w:rPr>
+        <w:t>3.2.1 穩健性：對甲烷讀數品質的依賴（★ 2026-09-23 擴充至全樣本）</w:t>
       </w:r>
     </w:p>
     <w:p>
@@ -2590,11 +2632,20 @@
       <w:r>
         <w:rPr>
           <w:rFonts w:ascii="Times New Roman" w:hAnsi="Times New Roman" w:eastAsia="標楷體"/>
+          <w:b w:val="0"/>
+          <w:color w:val="1A1A1A"/>
+          <w:sz w:val="22"/>
+        </w:rPr>
+        <w:t>氫氣濃度係由差額推算（H₂ = 100 − CO₂ − CH₄ − H₂O）。故甲烷讀數若因拖尾而被高估，氫氣即被低估，比值會被</w:t>
+      </w:r>
+      <w:r>
+        <w:rPr>
+          <w:rFonts w:ascii="Times New Roman" w:hAnsi="Times New Roman" w:eastAsia="標楷體"/>
           <w:b/>
           <w:color w:val="1A1A1A"/>
           <w:sz w:val="22"/>
         </w:rPr>
-        <w:t>量級換算</w:t>
+        <w:t>機械性地推高</w:t>
       </w:r>
       <w:r>
         <w:rPr>
@@ -2603,7 +2654,22 @@
           <w:color w:val="1A1A1A"/>
           <w:sz w:val="22"/>
         </w:rPr>
-        <w:t xml:space="preserve">（保守估計，僅示意）：以進料 1 莫耳二氧化碳加 4 莫耳氫氣計，要讓殘餘比值漂移到實測的中位數，需要額外移除約 </w:t>
+        <w:t>。（比值與甲烷讀數的對數相關為 +0.585，但此相關是定義上必然的，不能作為甲烷有偏的證據，也無法排除。）</w:t>
+      </w:r>
+    </w:p>
+    <w:p>
+      <w:pPr>
+        <w:spacing w:before="0" w:after="100" w:line="320" w:lineRule="exact"/>
+        <w:ind w:left="0"/>
+      </w:pPr>
+      <w:r>
+        <w:rPr>
+          <w:rFonts w:ascii="Times New Roman" w:hAnsi="Times New Roman" w:eastAsia="標楷體"/>
+          <w:b w:val="0"/>
+          <w:color w:val="1A1A1A"/>
+          <w:sz w:val="22"/>
+        </w:rPr>
+        <w:t>最嚴格的檢驗：</w:t>
       </w:r>
       <w:r>
         <w:rPr>
@@ -2612,7 +2678,7 @@
           <w:color w:val="1A1A1A"/>
           <w:sz w:val="22"/>
         </w:rPr>
-        <w:t>2.57 莫耳氫氣</w:t>
+        <w:t>把甲烷讀數全部當成零</w:t>
       </w:r>
       <w:r>
         <w:rPr>
@@ -2621,7 +2687,7 @@
           <w:color w:val="1A1A1A"/>
           <w:sz w:val="22"/>
         </w:rPr>
-        <w:t xml:space="preserve">，相當於進料氫氣的 </w:t>
+        <w:t>。此假設在物理上不可能（甲烷確實在累積），但它給出氫氣的</w:t>
       </w:r>
       <w:r>
         <w:rPr>
@@ -2630,7 +2696,7 @@
           <w:color w:val="1A1A1A"/>
           <w:sz w:val="22"/>
         </w:rPr>
-        <w:t>64%</w:t>
+        <w:t>絕對上限</w:t>
       </w:r>
       <w:r>
         <w:rPr>
@@ -2639,8 +2705,348 @@
           <w:color w:val="1A1A1A"/>
           <w:sz w:val="22"/>
         </w:rPr>
+        <w:t>，因而給出比值的</w:t>
+      </w:r>
+      <w:r>
+        <w:rPr>
+          <w:rFonts w:ascii="Times New Roman" w:hAnsi="Times New Roman" w:eastAsia="標楷體"/>
+          <w:b/>
+          <w:color w:val="1A1A1A"/>
+          <w:sz w:val="22"/>
+        </w:rPr>
+        <w:t>絕對下限</w:t>
+      </w:r>
+      <w:r>
+        <w:rPr>
+          <w:rFonts w:ascii="Times New Roman" w:hAnsi="Times New Roman" w:eastAsia="標楷體"/>
+          <w:b w:val="0"/>
+          <w:color w:val="1A1A1A"/>
+          <w:sz w:val="22"/>
+        </w:rPr>
         <w:t>。</w:t>
       </w:r>
+    </w:p>
+    <w:tbl>
+      <w:tblPr>
+        <w:tblW w:type="auto" w:w="0"/>
+        <w:tblLook w:firstColumn="1" w:firstRow="1" w:lastColumn="0" w:lastRow="0" w:noHBand="0" w:noVBand="1" w:val="04A0"/>
+        <w:tblBorders>
+          <w:top w:val="single" w:sz="4" w:color="BFBFBF"/>
+          <w:left w:val="single" w:sz="4" w:color="BFBFBF"/>
+          <w:bottom w:val="single" w:sz="4" w:color="BFBFBF"/>
+          <w:right w:val="single" w:sz="4" w:color="BFBFBF"/>
+          <w:insideH w:val="single" w:sz="4" w:color="BFBFBF"/>
+          <w:insideV w:val="single" w:sz="4" w:color="BFBFBF"/>
+        </w:tblBorders>
+      </w:tblPr>
+      <w:tblGrid>
+        <w:gridCol w:w="1814"/>
+        <w:gridCol w:w="1814"/>
+        <w:gridCol w:w="1814"/>
+        <w:gridCol w:w="1814"/>
+        <w:gridCol w:w="1814"/>
+      </w:tblGrid>
+      <w:tr>
+        <w:tc>
+          <w:tcPr>
+            <w:tcW w:type="dxa" w:w="1814"/>
+            <w:shd w:val="clear" w:fill="EFEFEF"/>
+          </w:tcPr>
+          <w:p>
+            <w:pPr>
+              <w:spacing w:after="0" w:line="260" w:lineRule="exact"/>
+            </w:pPr>
+            <w:r>
+              <w:rPr>
+                <w:rFonts w:ascii="Times New Roman" w:hAnsi="Times New Roman" w:eastAsia="標楷體"/>
+                <w:b/>
+                <w:color w:val="1A1A1A"/>
+                <w:sz w:val="19"/>
+              </w:rPr>
+              <w:t>情境</w:t>
+            </w:r>
+          </w:p>
+        </w:tc>
+        <w:tc>
+          <w:tcPr>
+            <w:tcW w:type="dxa" w:w="1814"/>
+            <w:shd w:val="clear" w:fill="EFEFEF"/>
+          </w:tcPr>
+          <w:p>
+            <w:pPr>
+              <w:spacing w:after="0" w:line="260" w:lineRule="exact"/>
+            </w:pPr>
+            <w:r>
+              <w:rPr>
+                <w:rFonts w:ascii="Times New Roman" w:hAnsi="Times New Roman" w:eastAsia="標楷體"/>
+                <w:b/>
+                <w:color w:val="1A1A1A"/>
+                <w:sz w:val="19"/>
+              </w:rPr>
+              <w:t>中位比值</w:t>
+            </w:r>
+          </w:p>
+        </w:tc>
+        <w:tc>
+          <w:tcPr>
+            <w:tcW w:type="dxa" w:w="1814"/>
+            <w:shd w:val="clear" w:fill="EFEFEF"/>
+          </w:tcPr>
+          <w:p>
+            <w:pPr>
+              <w:spacing w:after="0" w:line="260" w:lineRule="exact"/>
+            </w:pPr>
+            <w:r>
+              <w:rPr>
+                <w:rFonts w:ascii="Times New Roman" w:hAnsi="Times New Roman" w:eastAsia="標楷體"/>
+                <w:b/>
+                <w:color w:val="1A1A1A"/>
+                <w:sz w:val="19"/>
+              </w:rPr>
+              <w:t>相對進料比</w:t>
+            </w:r>
+          </w:p>
+        </w:tc>
+        <w:tc>
+          <w:tcPr>
+            <w:tcW w:type="dxa" w:w="1814"/>
+            <w:shd w:val="clear" w:fill="EFEFEF"/>
+          </w:tcPr>
+          <w:p>
+            <w:pPr>
+              <w:spacing w:after="0" w:line="260" w:lineRule="exact"/>
+            </w:pPr>
+            <w:r>
+              <w:rPr>
+                <w:rFonts w:ascii="Times New Roman" w:hAnsi="Times New Roman" w:eastAsia="標楷體"/>
+                <w:b/>
+                <w:color w:val="1A1A1A"/>
+                <w:sz w:val="19"/>
+              </w:rPr>
+              <w:t>高於進料比</w:t>
+            </w:r>
+          </w:p>
+        </w:tc>
+        <w:tc>
+          <w:tcPr>
+            <w:tcW w:type="dxa" w:w="1814"/>
+            <w:shd w:val="clear" w:fill="EFEFEF"/>
+          </w:tcPr>
+          <w:p>
+            <w:pPr>
+              <w:spacing w:after="0" w:line="260" w:lineRule="exact"/>
+            </w:pPr>
+            <w:r>
+              <w:rPr>
+                <w:rFonts w:ascii="Times New Roman" w:hAnsi="Times New Roman" w:eastAsia="標楷體"/>
+                <w:b/>
+                <w:color w:val="1A1A1A"/>
+                <w:sz w:val="19"/>
+              </w:rPr>
+              <w:t>p 值</w:t>
+            </w:r>
+          </w:p>
+        </w:tc>
+      </w:tr>
+      <w:tr>
+        <w:tc>
+          <w:tcPr>
+            <w:tcW w:type="dxa" w:w="1814"/>
+          </w:tcPr>
+          <w:p>
+            <w:pPr>
+              <w:spacing w:after="0" w:line="260" w:lineRule="exact"/>
+            </w:pPr>
+            <w:r>
+              <w:rPr>
+                <w:rFonts w:ascii="Times New Roman" w:hAnsi="Times New Roman" w:eastAsia="標楷體"/>
+                <w:b w:val="0"/>
+                <w:color w:val="1A1A1A"/>
+                <w:sz w:val="19"/>
+              </w:rPr>
+              <w:t>實測</w:t>
+            </w:r>
+          </w:p>
+        </w:tc>
+        <w:tc>
+          <w:tcPr>
+            <w:tcW w:type="dxa" w:w="1814"/>
+          </w:tcPr>
+          <w:p>
+            <w:pPr>
+              <w:spacing w:after="0" w:line="260" w:lineRule="exact"/>
+            </w:pPr>
+            <w:r>
+              <w:rPr>
+                <w:rFonts w:ascii="Times New Roman" w:hAnsi="Times New Roman" w:eastAsia="標楷體"/>
+                <w:b w:val="0"/>
+                <w:color w:val="1A1A1A"/>
+                <w:sz w:val="19"/>
+              </w:rPr>
+              <w:t>0.699</w:t>
+            </w:r>
+          </w:p>
+        </w:tc>
+        <w:tc>
+          <w:tcPr>
+            <w:tcW w:type="dxa" w:w="1814"/>
+          </w:tcPr>
+          <w:p>
+            <w:pPr>
+              <w:spacing w:after="0" w:line="260" w:lineRule="exact"/>
+            </w:pPr>
+            <w:r>
+              <w:rPr>
+                <w:rFonts w:ascii="Times New Roman" w:hAnsi="Times New Roman" w:eastAsia="標楷體"/>
+                <w:b/>
+                <w:color w:val="1A1A1A"/>
+                <w:sz w:val="19"/>
+              </w:rPr>
+              <w:t>2.79 倍</w:t>
+            </w:r>
+          </w:p>
+        </w:tc>
+        <w:tc>
+          <w:tcPr>
+            <w:tcW w:type="dxa" w:w="1814"/>
+          </w:tcPr>
+          <w:p>
+            <w:pPr>
+              <w:spacing w:after="0" w:line="260" w:lineRule="exact"/>
+            </w:pPr>
+            <w:r>
+              <w:rPr>
+                <w:rFonts w:ascii="Times New Roman" w:hAnsi="Times New Roman" w:eastAsia="標楷體"/>
+                <w:b w:val="0"/>
+                <w:color w:val="1A1A1A"/>
+                <w:sz w:val="19"/>
+              </w:rPr>
+              <w:t>34 / 35</w:t>
+            </w:r>
+          </w:p>
+        </w:tc>
+        <w:tc>
+          <w:tcPr>
+            <w:tcW w:type="dxa" w:w="1814"/>
+          </w:tcPr>
+          <w:p>
+            <w:pPr>
+              <w:spacing w:after="0" w:line="260" w:lineRule="exact"/>
+            </w:pPr>
+            <w:r>
+              <w:rPr>
+                <w:rFonts w:ascii="Times New Roman" w:hAnsi="Times New Roman" w:eastAsia="標楷體"/>
+                <w:b w:val="0"/>
+                <w:color w:val="1A1A1A"/>
+                <w:sz w:val="19"/>
+              </w:rPr>
+              <w:t>&lt; 0.0001</w:t>
+            </w:r>
+          </w:p>
+        </w:tc>
+      </w:tr>
+      <w:tr>
+        <w:tc>
+          <w:tcPr>
+            <w:tcW w:type="dxa" w:w="1814"/>
+          </w:tcPr>
+          <w:p>
+            <w:pPr>
+              <w:spacing w:after="0" w:line="260" w:lineRule="exact"/>
+            </w:pPr>
+            <w:r>
+              <w:rPr>
+                <w:rFonts w:ascii="Times New Roman" w:hAnsi="Times New Roman" w:eastAsia="標楷體"/>
+                <w:b w:val="0"/>
+                <w:color w:val="1A1A1A"/>
+                <w:sz w:val="19"/>
+              </w:rPr>
+              <w:t>甲烷當零（絕對下限）</w:t>
+            </w:r>
+          </w:p>
+        </w:tc>
+        <w:tc>
+          <w:tcPr>
+            <w:tcW w:type="dxa" w:w="1814"/>
+          </w:tcPr>
+          <w:p>
+            <w:pPr>
+              <w:spacing w:after="0" w:line="260" w:lineRule="exact"/>
+            </w:pPr>
+            <w:r>
+              <w:rPr>
+                <w:rFonts w:ascii="Times New Roman" w:hAnsi="Times New Roman" w:eastAsia="標楷體"/>
+                <w:b w:val="0"/>
+                <w:color w:val="1A1A1A"/>
+                <w:sz w:val="19"/>
+              </w:rPr>
+              <w:t>0.332</w:t>
+            </w:r>
+          </w:p>
+        </w:tc>
+        <w:tc>
+          <w:tcPr>
+            <w:tcW w:type="dxa" w:w="1814"/>
+          </w:tcPr>
+          <w:p>
+            <w:pPr>
+              <w:spacing w:after="0" w:line="260" w:lineRule="exact"/>
+            </w:pPr>
+            <w:r>
+              <w:rPr>
+                <w:rFonts w:ascii="Times New Roman" w:hAnsi="Times New Roman" w:eastAsia="標楷體"/>
+                <w:b/>
+                <w:color w:val="1A1A1A"/>
+                <w:sz w:val="19"/>
+              </w:rPr>
+              <w:t>1.33 倍</w:t>
+            </w:r>
+          </w:p>
+        </w:tc>
+        <w:tc>
+          <w:tcPr>
+            <w:tcW w:type="dxa" w:w="1814"/>
+          </w:tcPr>
+          <w:p>
+            <w:pPr>
+              <w:spacing w:after="0" w:line="260" w:lineRule="exact"/>
+            </w:pPr>
+            <w:r>
+              <w:rPr>
+                <w:rFonts w:ascii="Times New Roman" w:hAnsi="Times New Roman" w:eastAsia="標楷體"/>
+                <w:b/>
+                <w:color w:val="1A1A1A"/>
+                <w:sz w:val="19"/>
+              </w:rPr>
+              <w:t>25 / 35</w:t>
+            </w:r>
+          </w:p>
+        </w:tc>
+        <w:tc>
+          <w:tcPr>
+            <w:tcW w:type="dxa" w:w="1814"/>
+          </w:tcPr>
+          <w:p>
+            <w:pPr>
+              <w:spacing w:after="0" w:line="260" w:lineRule="exact"/>
+            </w:pPr>
+            <w:r>
+              <w:rPr>
+                <w:rFonts w:ascii="Times New Roman" w:hAnsi="Times New Roman" w:eastAsia="標楷體"/>
+                <w:b/>
+                <w:color w:val="1A1A1A"/>
+                <w:sz w:val="19"/>
+              </w:rPr>
+              <w:t>0.0312</w:t>
+            </w:r>
+          </w:p>
+        </w:tc>
+      </w:tr>
+    </w:tbl>
+    <w:p>
+      <w:pPr>
+        <w:spacing w:after="80"/>
+      </w:pPr>
     </w:p>
     <w:p>
       <w:pPr>
@@ -2654,7 +3060,7 @@
           <w:color w:val="555555"/>
           <w:sz w:val="21"/>
         </w:rPr>
-        <w:t>判讀</w:t>
+        <w:t>結論的方向穩健，但量級不穩健。</w:t>
       </w:r>
       <w:r>
         <w:rPr>
@@ -2663,7 +3069,7 @@
           <w:color w:val="555555"/>
           <w:sz w:val="21"/>
         </w:rPr>
-        <w:t xml:space="preserve">：氫氣是所有分子中最小的，極易穿透管件、墊片與彈性體， 這在氫能設備中是已知的常見問題。本發現指向氣密性， 但本報告僅能從氣體組成推斷「氫氣被額外移除」， </w:t>
+        <w:t xml:space="preserve"> 即使在物理上不可能的最壞情況下，比值仍顯著高於進料比（p = 0.0312）， 故「氫氣超量流失」的</w:t>
       </w:r>
       <w:r>
         <w:rPr>
@@ -2672,7 +3078,7 @@
           <w:color w:val="555555"/>
           <w:sz w:val="21"/>
         </w:rPr>
-        <w:t>無法區分是洩漏、穿透、或其他耗氫的生化反應</w:t>
+        <w:t>存在</w:t>
       </w:r>
       <w:r>
         <w:rPr>
@@ -2681,7 +3087,94 @@
           <w:color w:val="555555"/>
           <w:sz w:val="21"/>
         </w:rPr>
-        <w:t>（例如硫酸鹽還原）。</w:t>
+        <w:t>不依賴甲烷讀數； 但</w:t>
+      </w:r>
+      <w:r>
+        <w:rPr>
+          <w:rFonts w:ascii="Times New Roman" w:hAnsi="Times New Roman" w:eastAsia="標楷體"/>
+          <w:b/>
+          <w:color w:val="555555"/>
+          <w:sz w:val="21"/>
+        </w:rPr>
+        <w:t>效果量由 2.79 倍降至 1.33 倍</w:t>
+      </w:r>
+      <w:r>
+        <w:rPr>
+          <w:rFonts w:ascii="Times New Roman" w:hAnsi="Times New Roman" w:eastAsia="標楷體"/>
+          <w:b w:val="0"/>
+          <w:color w:val="555555"/>
+          <w:sz w:val="21"/>
+        </w:rPr>
+        <w:t>，故流失的</w:t>
+      </w:r>
+      <w:r>
+        <w:rPr>
+          <w:rFonts w:ascii="Times New Roman" w:hAnsi="Times New Roman" w:eastAsia="標楷體"/>
+          <w:b/>
+          <w:color w:val="555555"/>
+          <w:sz w:val="21"/>
+        </w:rPr>
+        <w:t>大小</w:t>
+      </w:r>
+      <w:r>
+        <w:rPr>
+          <w:rFonts w:ascii="Times New Roman" w:hAnsi="Times New Roman" w:eastAsia="標楷體"/>
+          <w:b w:val="0"/>
+          <w:color w:val="555555"/>
+          <w:sz w:val="21"/>
+        </w:rPr>
+        <w:t>高度依賴甲烷讀數品質。 引用時應並列兩個數字，不宜單獨引用 2.79 倍。</w:t>
+      </w:r>
+    </w:p>
+    <w:p>
+      <w:pPr>
+        <w:spacing w:before="0" w:after="100" w:line="320" w:lineRule="exact"/>
+        <w:ind w:left="0"/>
+      </w:pPr>
+      <w:r>
+        <w:rPr>
+          <w:rFonts w:ascii="Times New Roman" w:hAnsi="Times New Roman" w:eastAsia="標楷體"/>
+          <w:b w:val="0"/>
+          <w:color w:val="1A1A1A"/>
+          <w:sz w:val="22"/>
+        </w:rPr>
+        <w:t>⚠ 本報告初版的穩健性檢查</w:t>
+      </w:r>
+      <w:r>
+        <w:rPr>
+          <w:rFonts w:ascii="Times New Roman" w:hAnsi="Times New Roman" w:eastAsia="標楷體"/>
+          <w:b/>
+          <w:color w:val="1A1A1A"/>
+          <w:sz w:val="22"/>
+        </w:rPr>
+        <w:t>僅做了 2026-07-30 一筆</w:t>
+      </w:r>
+      <w:r>
+        <w:rPr>
+          <w:rFonts w:ascii="Times New Roman" w:hAnsi="Times New Roman" w:eastAsia="標楷體"/>
+          <w:b w:val="0"/>
+          <w:color w:val="1A1A1A"/>
+          <w:sz w:val="22"/>
+        </w:rPr>
+        <w:t>（比值 0.27），據以宣稱「結論不依賴氫氣推算精度」。擴充至全樣本後，該宣稱</w:t>
+      </w:r>
+      <w:r>
+        <w:rPr>
+          <w:rFonts w:ascii="Times New Roman" w:hAnsi="Times New Roman" w:eastAsia="標楷體"/>
+          <w:b/>
+          <w:color w:val="1A1A1A"/>
+          <w:sz w:val="22"/>
+        </w:rPr>
+        <w:t>應修正為上述兩層</w:t>
+      </w:r>
+      <w:r>
+        <w:rPr>
+          <w:rFonts w:ascii="Times New Roman" w:hAnsi="Times New Roman" w:eastAsia="標楷體"/>
+          <w:b w:val="0"/>
+          <w:color w:val="1A1A1A"/>
+          <w:sz w:val="22"/>
+        </w:rPr>
+        <w:t>。</w:t>
       </w:r>
     </w:p>
     <w:p>
@@ -2694,9 +3187,42 @@
           <w:rFonts w:ascii="Times New Roman" w:hAnsi="Times New Roman" w:eastAsia="標楷體"/>
           <w:b/>
           <w:color w:val="B03030"/>
-          <w:sz w:val="24"/>
-        </w:rPr>
-        <w:t>3.3 碳源中斷的天然實驗</w:t>
+          <w:sz w:val="23"/>
+        </w:rPr>
+        <w:t>3.2.2 替代假說的排除：那 35 次是「沖洗感測器」嗎？</w:t>
+      </w:r>
+    </w:p>
+    <w:p>
+      <w:pPr>
+        <w:spacing w:before="0" w:after="100" w:line="320" w:lineRule="exact"/>
+        <w:ind w:left="0"/>
+      </w:pPr>
+      <w:r>
+        <w:rPr>
+          <w:rFonts w:ascii="Times New Roman" w:hAnsi="Times New Roman" w:eastAsia="標楷體"/>
+          <w:b w:val="0"/>
+          <w:color w:val="1A1A1A"/>
+          <w:sz w:val="22"/>
+        </w:rPr>
+        <w:t>審查時提出一項替代解釋：上述偏離可能並非氫氣流失，而是操作人員</w:t>
+      </w:r>
+      <w:r>
+        <w:rPr>
+          <w:rFonts w:ascii="Times New Roman" w:hAnsi="Times New Roman" w:eastAsia="標楷體"/>
+          <w:b/>
+          <w:color w:val="1A1A1A"/>
+          <w:sz w:val="22"/>
+        </w:rPr>
+        <w:t>沖洗感測器</w:t>
+      </w:r>
+      <w:r>
+        <w:rPr>
+          <w:rFonts w:ascii="Times New Roman" w:hAnsi="Times New Roman" w:eastAsia="標楷體"/>
+          <w:b w:val="0"/>
+          <w:color w:val="1A1A1A"/>
+          <w:sz w:val="22"/>
+        </w:rPr>
+        <w:t>（多次短時間進氣排氣）所造成的假象。此假說若成立，本節結論即全面倒塌，故以四項檢驗查證。</w:t>
       </w:r>
     </w:p>
     <w:p>
@@ -2707,8 +3233,809 @@
       <w:r>
         <w:drawing>
           <wp:inline xmlns:a="http://schemas.openxmlformats.org/drawingml/2006/main" xmlns:pic="http://schemas.openxmlformats.org/drawingml/2006/picture">
+            <wp:extent cx="5760000" cy="2136080"/>
+            <wp:docPr id="3" name="Picture 3"/>
+            <wp:cNvGraphicFramePr>
+              <a:graphicFrameLocks noChangeAspect="1"/>
+            </wp:cNvGraphicFramePr>
+            <a:graphic>
+              <a:graphicData uri="http://schemas.openxmlformats.org/drawingml/2006/picture">
+                <pic:pic>
+                  <pic:nvPicPr>
+                    <pic:cNvPr id="0" name="fig45_vent_forensics.png"/>
+                    <pic:cNvPicPr/>
+                  </pic:nvPicPr>
+                  <pic:blipFill>
+                    <a:blip r:embed="rId11"/>
+                    <a:stretch>
+                      <a:fillRect/>
+                    </a:stretch>
+                  </pic:blipFill>
+                  <pic:spPr>
+                    <a:xfrm>
+                      <a:off x="0" y="0"/>
+                      <a:ext cx="5760000" cy="2136080"/>
+                    </a:xfrm>
+                    <a:prstGeom prst="rect"/>
+                  </pic:spPr>
+                </pic:pic>
+              </a:graphicData>
+            </a:graphic>
+          </wp:inline>
+        </w:drawing>
+      </w:r>
+    </w:p>
+    <w:p>
+      <w:pPr>
+        <w:spacing w:after="200" w:line="260" w:lineRule="exact"/>
+        <w:jc w:val="center"/>
+      </w:pPr>
+      <w:r>
+        <w:rPr>
+          <w:rFonts w:ascii="Times New Roman" w:hAnsi="Times New Roman" w:eastAsia="標楷體"/>
+          <w:b w:val="0"/>
+          <w:color w:val="555555"/>
+          <w:sz w:val="18"/>
+        </w:rPr>
+        <w:t>圖 10　(a) 相鄰排氣事件的間隔；(b) 壓力降幅與比值的關係；</w:t>
+      </w:r>
+    </w:p>
+    <w:p>
+      <w:pPr>
+        <w:spacing w:before="0" w:after="100" w:line="320" w:lineRule="exact"/>
+        <w:ind w:left="0"/>
+      </w:pPr>
+      <w:r>
+        <w:rPr>
+          <w:rFonts w:ascii="Times New Roman" w:hAnsi="Times New Roman" w:eastAsia="標楷體"/>
+          <w:b w:val="0"/>
+          <w:color w:val="1A1A1A"/>
+          <w:sz w:val="22"/>
+        </w:rPr>
+        <w:t>(c) 對甲烷讀數品質的敏感度。*</w:t>
+      </w:r>
+    </w:p>
+    <w:tbl>
+      <w:tblPr>
+        <w:tblW w:type="auto" w:w="0"/>
+        <w:tblLook w:firstColumn="1" w:firstRow="1" w:lastColumn="0" w:lastRow="0" w:noHBand="0" w:noVBand="1" w:val="04A0"/>
+        <w:tblBorders>
+          <w:top w:val="single" w:sz="4" w:color="BFBFBF"/>
+          <w:left w:val="single" w:sz="4" w:color="BFBFBF"/>
+          <w:bottom w:val="single" w:sz="4" w:color="BFBFBF"/>
+          <w:right w:val="single" w:sz="4" w:color="BFBFBF"/>
+          <w:insideH w:val="single" w:sz="4" w:color="BFBFBF"/>
+          <w:insideV w:val="single" w:sz="4" w:color="BFBFBF"/>
+        </w:tblBorders>
+      </w:tblPr>
+      <w:tblGrid>
+        <w:gridCol w:w="2268"/>
+        <w:gridCol w:w="2268"/>
+        <w:gridCol w:w="2268"/>
+        <w:gridCol w:w="2268"/>
+      </w:tblGrid>
+      <w:tr>
+        <w:tc>
+          <w:tcPr>
+            <w:tcW w:type="dxa" w:w="2268"/>
+            <w:shd w:val="clear" w:fill="EFEFEF"/>
+          </w:tcPr>
+          <w:p>
+            <w:pPr>
+              <w:spacing w:after="0" w:line="260" w:lineRule="exact"/>
+            </w:pPr>
+            <w:r>
+              <w:rPr>
+                <w:rFonts w:ascii="Times New Roman" w:hAnsi="Times New Roman" w:eastAsia="標楷體"/>
+                <w:b/>
+                <w:color w:val="1A1A1A"/>
+                <w:sz w:val="19"/>
+              </w:rPr>
+              <w:t>#</w:t>
+            </w:r>
+          </w:p>
+        </w:tc>
+        <w:tc>
+          <w:tcPr>
+            <w:tcW w:type="dxa" w:w="2268"/>
+            <w:shd w:val="clear" w:fill="EFEFEF"/>
+          </w:tcPr>
+          <w:p>
+            <w:pPr>
+              <w:spacing w:after="0" w:line="260" w:lineRule="exact"/>
+            </w:pPr>
+            <w:r>
+              <w:rPr>
+                <w:rFonts w:ascii="Times New Roman" w:hAnsi="Times New Roman" w:eastAsia="標楷體"/>
+                <w:b/>
+                <w:color w:val="1A1A1A"/>
+                <w:sz w:val="19"/>
+              </w:rPr>
+              <w:t>檢驗</w:t>
+            </w:r>
+          </w:p>
+        </w:tc>
+        <w:tc>
+          <w:tcPr>
+            <w:tcW w:type="dxa" w:w="2268"/>
+            <w:shd w:val="clear" w:fill="EFEFEF"/>
+          </w:tcPr>
+          <w:p>
+            <w:pPr>
+              <w:spacing w:after="0" w:line="260" w:lineRule="exact"/>
+            </w:pPr>
+            <w:r>
+              <w:rPr>
+                <w:rFonts w:ascii="Times New Roman" w:hAnsi="Times New Roman" w:eastAsia="標楷體"/>
+                <w:b/>
+                <w:color w:val="1A1A1A"/>
+                <w:sz w:val="19"/>
+              </w:rPr>
+              <w:t>沖洗假說的預期</w:t>
+            </w:r>
+          </w:p>
+        </w:tc>
+        <w:tc>
+          <w:tcPr>
+            <w:tcW w:type="dxa" w:w="2268"/>
+            <w:shd w:val="clear" w:fill="EFEFEF"/>
+          </w:tcPr>
+          <w:p>
+            <w:pPr>
+              <w:spacing w:after="0" w:line="260" w:lineRule="exact"/>
+            </w:pPr>
+            <w:r>
+              <w:rPr>
+                <w:rFonts w:ascii="Times New Roman" w:hAnsi="Times New Roman" w:eastAsia="標楷體"/>
+                <w:b/>
+                <w:color w:val="1A1A1A"/>
+                <w:sz w:val="19"/>
+              </w:rPr>
+              <w:t>實測</w:t>
+            </w:r>
+          </w:p>
+        </w:tc>
+      </w:tr>
+      <w:tr>
+        <w:tc>
+          <w:tcPr>
+            <w:tcW w:type="dxa" w:w="2268"/>
+          </w:tcPr>
+          <w:p>
+            <w:pPr>
+              <w:spacing w:after="0" w:line="260" w:lineRule="exact"/>
+            </w:pPr>
+            <w:r>
+              <w:rPr>
+                <w:rFonts w:ascii="Times New Roman" w:hAnsi="Times New Roman" w:eastAsia="標楷體"/>
+                <w:b w:val="0"/>
+                <w:color w:val="1A1A1A"/>
+                <w:sz w:val="19"/>
+              </w:rPr>
+              <w:t>1</w:t>
+            </w:r>
+          </w:p>
+        </w:tc>
+        <w:tc>
+          <w:tcPr>
+            <w:tcW w:type="dxa" w:w="2268"/>
+          </w:tcPr>
+          <w:p>
+            <w:pPr>
+              <w:spacing w:after="0" w:line="260" w:lineRule="exact"/>
+            </w:pPr>
+            <w:r>
+              <w:rPr>
+                <w:rFonts w:ascii="Times New Roman" w:hAnsi="Times New Roman" w:eastAsia="標楷體"/>
+                <w:b w:val="0"/>
+                <w:color w:val="1A1A1A"/>
+                <w:sz w:val="19"/>
+              </w:rPr>
+              <w:t>事件在時間上聚集</w:t>
+            </w:r>
+          </w:p>
+        </w:tc>
+        <w:tc>
+          <w:tcPr>
+            <w:tcW w:type="dxa" w:w="2268"/>
+          </w:tcPr>
+          <w:p>
+            <w:pPr>
+              <w:spacing w:after="0" w:line="260" w:lineRule="exact"/>
+            </w:pPr>
+            <w:r>
+              <w:rPr>
+                <w:rFonts w:ascii="Times New Roman" w:hAnsi="Times New Roman" w:eastAsia="標楷體"/>
+                <w:b w:val="0"/>
+                <w:color w:val="1A1A1A"/>
+                <w:sz w:val="19"/>
+              </w:rPr>
+              <w:t>幾分鐘～幾十分鐘內連續多次</w:t>
+            </w:r>
+          </w:p>
+        </w:tc>
+        <w:tc>
+          <w:tcPr>
+            <w:tcW w:type="dxa" w:w="2268"/>
+          </w:tcPr>
+          <w:p>
+            <w:pPr>
+              <w:spacing w:after="0" w:line="260" w:lineRule="exact"/>
+            </w:pPr>
+            <w:r>
+              <w:rPr>
+                <w:rFonts w:ascii="Times New Roman" w:hAnsi="Times New Roman" w:eastAsia="標楷體"/>
+                <w:b/>
+                <w:color w:val="1A1A1A"/>
+                <w:sz w:val="19"/>
+              </w:rPr>
+              <w:t>最小間隔 66.9 小時</w:t>
+            </w:r>
+            <w:r>
+              <w:rPr>
+                <w:rFonts w:ascii="Times New Roman" w:hAnsi="Times New Roman" w:eastAsia="標楷體"/>
+                <w:b w:val="0"/>
+                <w:color w:val="1A1A1A"/>
+                <w:sz w:val="19"/>
+              </w:rPr>
+              <w:t xml:space="preserve">，中位 143.9 小時；&lt;24 小時者 </w:t>
+            </w:r>
+            <w:r>
+              <w:rPr>
+                <w:rFonts w:ascii="Times New Roman" w:hAnsi="Times New Roman" w:eastAsia="標楷體"/>
+                <w:b/>
+                <w:color w:val="1A1A1A"/>
+                <w:sz w:val="19"/>
+              </w:rPr>
+              <w:t>0 / 34</w:t>
+            </w:r>
+          </w:p>
+        </w:tc>
+      </w:tr>
+      <w:tr>
+        <w:tc>
+          <w:tcPr>
+            <w:tcW w:type="dxa" w:w="2268"/>
+          </w:tcPr>
+          <w:p>
+            <w:pPr>
+              <w:spacing w:after="0" w:line="260" w:lineRule="exact"/>
+            </w:pPr>
+            <w:r>
+              <w:rPr>
+                <w:rFonts w:ascii="Times New Roman" w:hAnsi="Times New Roman" w:eastAsia="標楷體"/>
+                <w:b w:val="0"/>
+                <w:color w:val="1A1A1A"/>
+                <w:sz w:val="19"/>
+              </w:rPr>
+              <w:t>2</w:t>
+            </w:r>
+          </w:p>
+        </w:tc>
+        <w:tc>
+          <w:tcPr>
+            <w:tcW w:type="dxa" w:w="2268"/>
+          </w:tcPr>
+          <w:p>
+            <w:pPr>
+              <w:spacing w:after="0" w:line="260" w:lineRule="exact"/>
+            </w:pPr>
+            <w:r>
+              <w:rPr>
+                <w:rFonts w:ascii="Times New Roman" w:hAnsi="Times New Roman" w:eastAsia="標楷體"/>
+                <w:b w:val="0"/>
+                <w:color w:val="1A1A1A"/>
+                <w:sz w:val="19"/>
+              </w:rPr>
+              <w:t>壓力降幅小</w:t>
+            </w:r>
+          </w:p>
+        </w:tc>
+        <w:tc>
+          <w:tcPr>
+            <w:tcW w:type="dxa" w:w="2268"/>
+          </w:tcPr>
+          <w:p>
+            <w:pPr>
+              <w:spacing w:after="0" w:line="260" w:lineRule="exact"/>
+            </w:pPr>
+            <w:r>
+              <w:rPr>
+                <w:rFonts w:ascii="Times New Roman" w:hAnsi="Times New Roman" w:eastAsia="標楷體"/>
+                <w:b w:val="0"/>
+                <w:color w:val="1A1A1A"/>
+                <w:sz w:val="19"/>
+              </w:rPr>
+              <w:t>沖洗無須洩掉整個頂空</w:t>
+            </w:r>
+          </w:p>
+        </w:tc>
+        <w:tc>
+          <w:tcPr>
+            <w:tcW w:type="dxa" w:w="2268"/>
+          </w:tcPr>
+          <w:p>
+            <w:pPr>
+              <w:spacing w:after="0" w:line="260" w:lineRule="exact"/>
+            </w:pPr>
+            <w:r>
+              <w:rPr>
+                <w:rFonts w:ascii="Times New Roman" w:hAnsi="Times New Roman" w:eastAsia="標楷體"/>
+                <w:b w:val="0"/>
+                <w:color w:val="1A1A1A"/>
+                <w:sz w:val="19"/>
+              </w:rPr>
+              <w:t xml:space="preserve">中位降幅 </w:t>
+            </w:r>
+            <w:r>
+              <w:rPr>
+                <w:rFonts w:ascii="Times New Roman" w:hAnsi="Times New Roman" w:eastAsia="標楷體"/>
+                <w:b/>
+                <w:color w:val="1A1A1A"/>
+                <w:sz w:val="19"/>
+              </w:rPr>
+              <w:t>0.330</w:t>
+            </w:r>
+            <w:r>
+              <w:rPr>
+                <w:rFonts w:ascii="Times New Roman" w:hAnsi="Times New Roman" w:eastAsia="標楷體"/>
+                <w:b w:val="0"/>
+                <w:color w:val="1A1A1A"/>
+                <w:sz w:val="19"/>
+              </w:rPr>
+              <w:t>，最大 0.800；&lt;0.05 者僅 4/35</w:t>
+            </w:r>
+          </w:p>
+        </w:tc>
+      </w:tr>
+      <w:tr>
+        <w:tc>
+          <w:tcPr>
+            <w:tcW w:type="dxa" w:w="2268"/>
+          </w:tcPr>
+          <w:p>
+            <w:pPr>
+              <w:spacing w:after="0" w:line="260" w:lineRule="exact"/>
+            </w:pPr>
+            <w:r>
+              <w:rPr>
+                <w:rFonts w:ascii="Times New Roman" w:hAnsi="Times New Roman" w:eastAsia="標楷體"/>
+                <w:b w:val="0"/>
+                <w:color w:val="1A1A1A"/>
+                <w:sz w:val="19"/>
+              </w:rPr>
+              <w:t>3</w:t>
+            </w:r>
+          </w:p>
+        </w:tc>
+        <w:tc>
+          <w:tcPr>
+            <w:tcW w:type="dxa" w:w="2268"/>
+          </w:tcPr>
+          <w:p>
+            <w:pPr>
+              <w:spacing w:after="0" w:line="260" w:lineRule="exact"/>
+            </w:pPr>
+            <w:r>
+              <w:rPr>
+                <w:rFonts w:ascii="Times New Roman" w:hAnsi="Times New Roman" w:eastAsia="標楷體"/>
+                <w:b w:val="0"/>
+                <w:color w:val="1A1A1A"/>
+                <w:sz w:val="19"/>
+              </w:rPr>
+              <w:t>聚集與孤立事件的比值有差異</w:t>
+            </w:r>
+          </w:p>
+        </w:tc>
+        <w:tc>
+          <w:tcPr>
+            <w:tcW w:type="dxa" w:w="2268"/>
+          </w:tcPr>
+          <w:p>
+            <w:pPr>
+              <w:spacing w:after="0" w:line="260" w:lineRule="exact"/>
+            </w:pPr>
+            <w:r>
+              <w:rPr>
+                <w:rFonts w:ascii="Times New Roman" w:hAnsi="Times New Roman" w:eastAsia="標楷體"/>
+                <w:b w:val="0"/>
+                <w:color w:val="1A1A1A"/>
+                <w:sz w:val="19"/>
+              </w:rPr>
+              <w:t>應有系統性差異</w:t>
+            </w:r>
+          </w:p>
+        </w:tc>
+        <w:tc>
+          <w:tcPr>
+            <w:tcW w:type="dxa" w:w="2268"/>
+          </w:tcPr>
+          <w:p>
+            <w:pPr>
+              <w:spacing w:after="0" w:line="260" w:lineRule="exact"/>
+            </w:pPr>
+            <w:r>
+              <w:rPr>
+                <w:rFonts w:ascii="Times New Roman" w:hAnsi="Times New Roman" w:eastAsia="標楷體"/>
+                <w:b/>
+                <w:color w:val="1A1A1A"/>
+                <w:sz w:val="19"/>
+              </w:rPr>
+              <w:t>無聚集事件可供比較</w:t>
+            </w:r>
+          </w:p>
+        </w:tc>
+      </w:tr>
+      <w:tr>
+        <w:tc>
+          <w:tcPr>
+            <w:tcW w:type="dxa" w:w="2268"/>
+          </w:tcPr>
+          <w:p>
+            <w:pPr>
+              <w:spacing w:after="0" w:line="260" w:lineRule="exact"/>
+            </w:pPr>
+            <w:r>
+              <w:rPr>
+                <w:rFonts w:ascii="Times New Roman" w:hAnsi="Times New Roman" w:eastAsia="標楷體"/>
+                <w:b w:val="0"/>
+                <w:color w:val="1A1A1A"/>
+                <w:sz w:val="19"/>
+              </w:rPr>
+              <w:t>4</w:t>
+            </w:r>
+          </w:p>
+        </w:tc>
+        <w:tc>
+          <w:tcPr>
+            <w:tcW w:type="dxa" w:w="2268"/>
+          </w:tcPr>
+          <w:p>
+            <w:pPr>
+              <w:spacing w:after="0" w:line="260" w:lineRule="exact"/>
+            </w:pPr>
+            <w:r>
+              <w:rPr>
+                <w:rFonts w:ascii="Times New Roman" w:hAnsi="Times New Roman" w:eastAsia="標楷體"/>
+                <w:b w:val="0"/>
+                <w:color w:val="1A1A1A"/>
+                <w:sz w:val="19"/>
+              </w:rPr>
+              <w:t>排除可疑事件後結論減弱</w:t>
+            </w:r>
+          </w:p>
+        </w:tc>
+        <w:tc>
+          <w:tcPr>
+            <w:tcW w:type="dxa" w:w="2268"/>
+          </w:tcPr>
+          <w:p>
+            <w:pPr>
+              <w:spacing w:after="0" w:line="260" w:lineRule="exact"/>
+            </w:pPr>
+            <w:r>
+              <w:rPr>
+                <w:rFonts w:ascii="Times New Roman" w:hAnsi="Times New Roman" w:eastAsia="標楷體"/>
+                <w:b w:val="0"/>
+                <w:color w:val="1A1A1A"/>
+                <w:sz w:val="19"/>
+              </w:rPr>
+              <w:t>應消失或顯著減弱</w:t>
+            </w:r>
+          </w:p>
+        </w:tc>
+        <w:tc>
+          <w:tcPr>
+            <w:tcW w:type="dxa" w:w="2268"/>
+          </w:tcPr>
+          <w:p>
+            <w:pPr>
+              <w:spacing w:after="0" w:line="260" w:lineRule="exact"/>
+            </w:pPr>
+            <w:r>
+              <w:rPr>
+                <w:rFonts w:ascii="Times New Roman" w:hAnsi="Times New Roman" w:eastAsia="標楷體"/>
+                <w:b w:val="0"/>
+                <w:color w:val="1A1A1A"/>
+                <w:sz w:val="19"/>
+              </w:rPr>
+              <w:t>僅大降幅事件（n=31）：</w:t>
+            </w:r>
+            <w:r>
+              <w:rPr>
+                <w:rFonts w:ascii="Times New Roman" w:hAnsi="Times New Roman" w:eastAsia="標楷體"/>
+                <w:b/>
+                <w:color w:val="1A1A1A"/>
+                <w:sz w:val="19"/>
+              </w:rPr>
+              <w:t>30/31 高於，p &lt; 0.0001</w:t>
+            </w:r>
+            <w:r>
+              <w:rPr>
+                <w:rFonts w:ascii="Times New Roman" w:hAnsi="Times New Roman" w:eastAsia="標楷體"/>
+                <w:b w:val="0"/>
+                <w:color w:val="1A1A1A"/>
+                <w:sz w:val="19"/>
+              </w:rPr>
+              <w:t>，中位 0.700</w:t>
+            </w:r>
+          </w:p>
+        </w:tc>
+      </w:tr>
+    </w:tbl>
+    <w:p>
+      <w:pPr>
+        <w:spacing w:after="80"/>
+      </w:pPr>
+    </w:p>
+    <w:p>
+      <w:pPr>
+        <w:spacing w:before="0" w:after="100" w:line="320" w:lineRule="exact"/>
+        <w:ind w:left="0"/>
+      </w:pPr>
+      <w:r>
+        <w:rPr>
+          <w:rFonts w:ascii="Times New Roman" w:hAnsi="Times New Roman" w:eastAsia="標楷體"/>
+          <w:b/>
+          <w:color w:val="1A1A1A"/>
+          <w:sz w:val="22"/>
+        </w:rPr>
+        <w:t>更重要的是方向性論證</w:t>
+      </w:r>
+      <w:r>
+        <w:rPr>
+          <w:rFonts w:ascii="Times New Roman" w:hAnsi="Times New Roman" w:eastAsia="標楷體"/>
+          <w:b w:val="0"/>
+          <w:color w:val="1A1A1A"/>
+          <w:sz w:val="22"/>
+        </w:rPr>
+        <w:t>：沖洗所用的氣體就是進氣，組成為 1:4，即比值 0.25。以進氣反覆沖洗頂空，會使讀到的比值</w:t>
+      </w:r>
+      <w:r>
+        <w:rPr>
+          <w:rFonts w:ascii="Times New Roman" w:hAnsi="Times New Roman" w:eastAsia="標楷體"/>
+          <w:b/>
+          <w:color w:val="1A1A1A"/>
+          <w:sz w:val="22"/>
+        </w:rPr>
+        <w:t>趨近 0.25</w:t>
+      </w:r>
+      <w:r>
+        <w:rPr>
+          <w:rFonts w:ascii="Times New Roman" w:hAnsi="Times New Roman" w:eastAsia="標楷體"/>
+          <w:b w:val="0"/>
+          <w:color w:val="1A1A1A"/>
+          <w:sz w:val="22"/>
+        </w:rPr>
+        <w:t>，而非遠離。實測為進料比的 2.79 倍，是</w:t>
+      </w:r>
+      <w:r>
+        <w:rPr>
+          <w:rFonts w:ascii="Times New Roman" w:hAnsi="Times New Roman" w:eastAsia="標楷體"/>
+          <w:b/>
+          <w:color w:val="1A1A1A"/>
+          <w:sz w:val="22"/>
+        </w:rPr>
+        <w:t>遠離</w:t>
+      </w:r>
+      <w:r>
+        <w:rPr>
+          <w:rFonts w:ascii="Times New Roman" w:hAnsi="Times New Roman" w:eastAsia="標楷體"/>
+          <w:b w:val="0"/>
+          <w:color w:val="1A1A1A"/>
+          <w:sz w:val="22"/>
+        </w:rPr>
+        <w:t>的方向。</w:t>
+      </w:r>
+    </w:p>
+    <w:p>
+      <w:pPr>
+        <w:spacing w:before="80" w:after="120" w:line="320" w:lineRule="exact"/>
+        <w:ind w:left="340"/>
+      </w:pPr>
+      <w:r>
+        <w:rPr>
+          <w:rFonts w:ascii="Times New Roman" w:hAnsi="Times New Roman" w:eastAsia="標楷體"/>
+          <w:b w:val="0"/>
+          <w:color w:val="555555"/>
+          <w:sz w:val="21"/>
+        </w:rPr>
+        <w:t>→ 沖洗不僅無法製造這個偏離，</w:t>
+      </w:r>
+      <w:r>
+        <w:rPr>
+          <w:rFonts w:ascii="Times New Roman" w:hAnsi="Times New Roman" w:eastAsia="標楷體"/>
+          <w:b/>
+          <w:color w:val="555555"/>
+          <w:sz w:val="21"/>
+        </w:rPr>
+        <w:t>若真有沖洗污染，則真實偏離會比實測更大。</w:t>
+      </w:r>
+    </w:p>
+    <w:p>
+      <w:pPr>
+        <w:spacing w:before="0" w:after="100" w:line="320" w:lineRule="exact"/>
+        <w:ind w:left="0"/>
+      </w:pPr>
+      <w:r>
+        <w:rPr>
+          <w:rFonts w:ascii="Times New Roman" w:hAnsi="Times New Roman" w:eastAsia="標楷體"/>
+          <w:b w:val="0"/>
+          <w:color w:val="1A1A1A"/>
+          <w:sz w:val="22"/>
+        </w:rPr>
+        <w:t>⚠ 但此審查仍有價值：它促成了 §3.2.1 的全樣本穩健性檢驗，而那項檢驗找出了一個</w:t>
+      </w:r>
+      <w:r>
+        <w:rPr>
+          <w:rFonts w:ascii="Times New Roman" w:hAnsi="Times New Roman" w:eastAsia="標楷體"/>
+          <w:b/>
+          <w:color w:val="1A1A1A"/>
+          <w:sz w:val="22"/>
+        </w:rPr>
+        <w:t>真正的弱點</w:t>
+      </w:r>
+      <w:r>
+        <w:rPr>
+          <w:rFonts w:ascii="Times New Roman" w:hAnsi="Times New Roman" w:eastAsia="標楷體"/>
+          <w:b w:val="0"/>
+          <w:color w:val="1A1A1A"/>
+          <w:sz w:val="22"/>
+        </w:rPr>
+        <w:t>（效果量對甲烷讀數敏感）。</w:t>
+      </w:r>
+    </w:p>
+    <w:p>
+      <w:pPr>
+        <w:spacing w:before="80" w:after="120" w:line="320" w:lineRule="exact"/>
+        <w:ind w:left="340"/>
+      </w:pPr>
+      <w:r>
+        <w:rPr>
+          <w:rFonts w:ascii="Times New Roman" w:hAnsi="Times New Roman" w:eastAsia="標楷體"/>
+          <w:b w:val="0"/>
+          <w:color w:val="555555"/>
+          <w:sz w:val="21"/>
+        </w:rPr>
+        <w:t>程式：</w:t>
+      </w:r>
+      <w:r>
+        <w:rPr>
+          <w:rFonts w:ascii="Consolas" w:hAnsi="Consolas" w:eastAsia="標楷體"/>
+          <w:b w:val="0"/>
+          <w:color w:val="555555"/>
+          <w:sz w:val="20"/>
+        </w:rPr>
+        <w:t>research/cycles/vent_event_forensics.py</w:t>
+      </w:r>
+    </w:p>
+    <w:p>
+      <w:pPr>
+        <w:spacing w:before="0" w:after="100" w:line="320" w:lineRule="exact"/>
+        <w:ind w:left="0"/>
+      </w:pPr>
+      <w:r>
+        <w:rPr>
+          <w:rFonts w:ascii="Times New Roman" w:hAnsi="Times New Roman" w:eastAsia="標楷體"/>
+          <w:b/>
+          <w:color w:val="1A1A1A"/>
+          <w:sz w:val="22"/>
+        </w:rPr>
+        <w:t>量級換算</w:t>
+      </w:r>
+      <w:r>
+        <w:rPr>
+          <w:rFonts w:ascii="Times New Roman" w:hAnsi="Times New Roman" w:eastAsia="標楷體"/>
+          <w:b w:val="0"/>
+          <w:color w:val="1A1A1A"/>
+          <w:sz w:val="22"/>
+        </w:rPr>
+        <w:t xml:space="preserve">（保守估計，僅示意）：以進料 1 莫耳二氧化碳加 4 莫耳氫氣計，要讓殘餘比值漂移到實測的中位數，需要額外移除約 </w:t>
+      </w:r>
+      <w:r>
+        <w:rPr>
+          <w:rFonts w:ascii="Times New Roman" w:hAnsi="Times New Roman" w:eastAsia="標楷體"/>
+          <w:b/>
+          <w:color w:val="1A1A1A"/>
+          <w:sz w:val="22"/>
+        </w:rPr>
+        <w:t>2.57 莫耳氫氣</w:t>
+      </w:r>
+      <w:r>
+        <w:rPr>
+          <w:rFonts w:ascii="Times New Roman" w:hAnsi="Times New Roman" w:eastAsia="標楷體"/>
+          <w:b w:val="0"/>
+          <w:color w:val="1A1A1A"/>
+          <w:sz w:val="22"/>
+        </w:rPr>
+        <w:t xml:space="preserve">，相當於進料氫氣的 </w:t>
+      </w:r>
+      <w:r>
+        <w:rPr>
+          <w:rFonts w:ascii="Times New Roman" w:hAnsi="Times New Roman" w:eastAsia="標楷體"/>
+          <w:b/>
+          <w:color w:val="1A1A1A"/>
+          <w:sz w:val="22"/>
+        </w:rPr>
+        <w:t>64%</w:t>
+      </w:r>
+      <w:r>
+        <w:rPr>
+          <w:rFonts w:ascii="Times New Roman" w:hAnsi="Times New Roman" w:eastAsia="標楷體"/>
+          <w:b w:val="0"/>
+          <w:color w:val="1A1A1A"/>
+          <w:sz w:val="22"/>
+        </w:rPr>
+        <w:t>。</w:t>
+      </w:r>
+    </w:p>
+    <w:p>
+      <w:pPr>
+        <w:spacing w:before="80" w:after="120" w:line="320" w:lineRule="exact"/>
+        <w:ind w:left="340"/>
+      </w:pPr>
+      <w:r>
+        <w:rPr>
+          <w:rFonts w:ascii="Times New Roman" w:hAnsi="Times New Roman" w:eastAsia="標楷體"/>
+          <w:b/>
+          <w:color w:val="555555"/>
+          <w:sz w:val="21"/>
+        </w:rPr>
+        <w:t>判讀</w:t>
+      </w:r>
+      <w:r>
+        <w:rPr>
+          <w:rFonts w:ascii="Times New Roman" w:hAnsi="Times New Roman" w:eastAsia="標楷體"/>
+          <w:b w:val="0"/>
+          <w:color w:val="555555"/>
+          <w:sz w:val="21"/>
+        </w:rPr>
+        <w:t xml:space="preserve">：氫氣是所有分子中最小的，極易穿透管件、墊片與彈性體， 這在氫能設備中是已知的常見問題。本發現指向氣密性， 但本報告僅能從氣體組成推斷「氫氣被額外移除」， </w:t>
+      </w:r>
+      <w:r>
+        <w:rPr>
+          <w:rFonts w:ascii="Times New Roman" w:hAnsi="Times New Roman" w:eastAsia="標楷體"/>
+          <w:b/>
+          <w:color w:val="555555"/>
+          <w:sz w:val="21"/>
+        </w:rPr>
+        <w:t>無法區分是洩漏、穿透、或其他耗氫的生化反應</w:t>
+      </w:r>
+      <w:r>
+        <w:rPr>
+          <w:rFonts w:ascii="Times New Roman" w:hAnsi="Times New Roman" w:eastAsia="標楷體"/>
+          <w:b w:val="0"/>
+          <w:color w:val="555555"/>
+          <w:sz w:val="21"/>
+        </w:rPr>
+        <w:t>（例如硫酸鹽還原）。</w:t>
+      </w:r>
+    </w:p>
+    <w:p>
+      <w:pPr>
+        <w:spacing w:before="280" w:after="120" w:line="320" w:lineRule="exact"/>
+        <w:ind w:left="0"/>
+      </w:pPr>
+      <w:r>
+        <w:rPr>
+          <w:rFonts w:ascii="Times New Roman" w:hAnsi="Times New Roman" w:eastAsia="標楷體"/>
+          <w:b/>
+          <w:color w:val="B03030"/>
+          <w:sz w:val="24"/>
+        </w:rPr>
+        <w:t>3.3 碳源中斷的天然實驗</w:t>
+      </w:r>
+    </w:p>
+    <w:p>
+      <w:pPr>
+        <w:spacing w:before="160" w:after="40"/>
+        <w:jc w:val="center"/>
+      </w:pPr>
+      <w:r>
+        <w:drawing>
+          <wp:inline xmlns:a="http://schemas.openxmlformats.org/drawingml/2006/main" xmlns:pic="http://schemas.openxmlformats.org/drawingml/2006/picture">
             <wp:extent cx="5760000" cy="4641298"/>
-            <wp:docPr id="3" name="Picture 3"/>
+            <wp:docPr id="4" name="Picture 4"/>
             <wp:cNvGraphicFramePr>
               <a:graphicFrameLocks noChangeAspect="1"/>
             </wp:cNvGraphicFramePr>
@@ -2720,7 +4047,7 @@
                     <pic:cNvPicPr/>
                   </pic:nvPicPr>
                   <pic:blipFill>
-                    <a:blip r:embed="rId11"/>
+                    <a:blip r:embed="rId12"/>
                     <a:stretch>
                       <a:fillRect/>
                     </a:stretch>
@@ -3329,7 +4656,7 @@
         <w:drawing>
           <wp:inline xmlns:a="http://schemas.openxmlformats.org/drawingml/2006/main" xmlns:pic="http://schemas.openxmlformats.org/drawingml/2006/picture">
             <wp:extent cx="5760000" cy="3991160"/>
-            <wp:docPr id="4" name="Picture 4"/>
+            <wp:docPr id="5" name="Picture 5"/>
             <wp:cNvGraphicFramePr>
               <a:graphicFrameLocks noChangeAspect="1"/>
             </wp:cNvGraphicFramePr>
@@ -3341,7 +4668,7 @@
                     <pic:cNvPicPr/>
                   </pic:nvPicPr>
                   <pic:blipFill>
-                    <a:blip r:embed="rId12"/>
+                    <a:blip r:embed="rId13"/>
                     <a:stretch>
                       <a:fillRect/>
                     </a:stretch>
@@ -3872,7 +5199,7 @@
         <w:drawing>
           <wp:inline xmlns:a="http://schemas.openxmlformats.org/drawingml/2006/main" xmlns:pic="http://schemas.openxmlformats.org/drawingml/2006/picture">
             <wp:extent cx="5760000" cy="2151267"/>
-            <wp:docPr id="5" name="Picture 5"/>
+            <wp:docPr id="6" name="Picture 6"/>
             <wp:cNvGraphicFramePr>
               <a:graphicFrameLocks noChangeAspect="1"/>
             </wp:cNvGraphicFramePr>
@@ -3884,7 +5211,7 @@
                     <pic:cNvPicPr/>
                   </pic:nvPicPr>
                   <pic:blipFill>
-                    <a:blip r:embed="rId13"/>
+                    <a:blip r:embed="rId14"/>
                     <a:stretch>
                       <a:fillRect/>
                     </a:stretch>
@@ -4365,7 +5692,7 @@
         <w:drawing>
           <wp:inline xmlns:a="http://schemas.openxmlformats.org/drawingml/2006/main" xmlns:pic="http://schemas.openxmlformats.org/drawingml/2006/picture">
             <wp:extent cx="5760000" cy="2034259"/>
-            <wp:docPr id="6" name="Picture 6"/>
+            <wp:docPr id="7" name="Picture 7"/>
             <wp:cNvGraphicFramePr>
               <a:graphicFrameLocks noChangeAspect="1"/>
             </wp:cNvGraphicFramePr>
@@ -4377,7 +5704,7 @@
                     <pic:cNvPicPr/>
                   </pic:nvPicPr>
                   <pic:blipFill>
-                    <a:blip r:embed="rId14"/>
+                    <a:blip r:embed="rId15"/>
                     <a:stretch>
                       <a:fillRect/>
                     </a:stretch>
@@ -4844,7 +6171,7 @@
         <w:drawing>
           <wp:inline xmlns:a="http://schemas.openxmlformats.org/drawingml/2006/main" xmlns:pic="http://schemas.openxmlformats.org/drawingml/2006/picture">
             <wp:extent cx="5760000" cy="2139293"/>
-            <wp:docPr id="7" name="Picture 7"/>
+            <wp:docPr id="8" name="Picture 8"/>
             <wp:cNvGraphicFramePr>
               <a:graphicFrameLocks noChangeAspect="1"/>
             </wp:cNvGraphicFramePr>
@@ -4856,7 +6183,7 @@
                     <pic:cNvPicPr/>
                   </pic:nvPicPr>
                   <pic:blipFill>
-                    <a:blip r:embed="rId15"/>
+                    <a:blip r:embed="rId16"/>
                     <a:stretch>
                       <a:fillRect/>
                     </a:stretch>
@@ -5451,7 +6778,7 @@
         <w:drawing>
           <wp:inline xmlns:a="http://schemas.openxmlformats.org/drawingml/2006/main" xmlns:pic="http://schemas.openxmlformats.org/drawingml/2006/picture">
             <wp:extent cx="5760000" cy="2722401"/>
-            <wp:docPr id="8" name="Picture 8"/>
+            <wp:docPr id="9" name="Picture 9"/>
             <wp:cNvGraphicFramePr>
               <a:graphicFrameLocks noChangeAspect="1"/>
             </wp:cNvGraphicFramePr>
@@ -5463,7 +6790,7 @@
                     <pic:cNvPicPr/>
                   </pic:nvPicPr>
                   <pic:blipFill>
-                    <a:blip r:embed="rId16"/>
+                    <a:blip r:embed="rId17"/>
                     <a:stretch>
                       <a:fillRect/>
                     </a:stretch>
@@ -5826,7 +7153,7 @@
         <w:drawing>
           <wp:inline xmlns:a="http://schemas.openxmlformats.org/drawingml/2006/main" xmlns:pic="http://schemas.openxmlformats.org/drawingml/2006/picture">
             <wp:extent cx="5760000" cy="2893585"/>
-            <wp:docPr id="9" name="Picture 9"/>
+            <wp:docPr id="10" name="Picture 10"/>
             <wp:cNvGraphicFramePr>
               <a:graphicFrameLocks noChangeAspect="1"/>
             </wp:cNvGraphicFramePr>
@@ -5838,7 +7165,7 @@
                     <pic:cNvPicPr/>
                   </pic:nvPicPr>
                   <pic:blipFill>
-                    <a:blip r:embed="rId17"/>
+                    <a:blip r:embed="rId18"/>
                     <a:stretch>
                       <a:fillRect/>
                     </a:stretch>
